--- a/documentation/PawMatch_AWS.docx
+++ b/documentation/PawMatch_AWS.docx
@@ -3,26 +3,1529 @@
 <w:document xmlns:wpc="http://schemas.microsoft.com/office/word/2010/wordprocessingCanvas" xmlns:cx="http://schemas.microsoft.com/office/drawing/2014/chartex" xmlns:cx1="http://schemas.microsoft.com/office/drawing/2015/9/8/chartex" xmlns:cx2="http://schemas.microsoft.com/office/drawing/2015/10/21/chartex" xmlns:cx3="http://schemas.microsoft.com/office/drawing/2016/5/9/chartex" xmlns:cx4="http://schemas.microsoft.com/office/drawing/2016/5/10/chartex" xmlns:cx5="http://schemas.microsoft.com/office/drawing/2016/5/11/chartex" xmlns:cx6="http://schemas.microsoft.com/office/drawing/2016/5/12/chartex" xmlns:cx7="http://schemas.microsoft.com/office/drawing/2016/5/13/chartex" xmlns:cx8="http://schemas.microsoft.com/office/drawing/2016/5/14/chartex" xmlns:mc="http://schemas.openxmlformats.org/markup-compatibility/2006" xmlns:aink="http://schemas.microsoft.com/office/drawing/2016/ink" xmlns:am3d="http://schemas.microsoft.com/office/drawing/2017/model3d" xmlns:o="urn:schemas-microsoft-com:office:office" xmlns:oel="http://schemas.microsoft.com/office/2019/extlst" xmlns:r="http://schemas.openxmlformats.org/officeDocument/2006/relationships" xmlns:m="http://schemas.openxmlformats.org/officeDocument/2006/math" xmlns:v="urn:schemas-microsoft-com:vml" xmlns:wp14="http://schemas.microsoft.com/office/word/2010/wordprocessingDrawing" xmlns:wp="http://schemas.openxmlformats.org/drawingml/2006/wordprocessingDrawing" xmlns:w10="urn:schemas-microsoft-com:office:word" xmlns:w="http://schemas.openxmlformats.org/wordprocessingml/2006/main" xmlns:w14="http://schemas.microsoft.com/office/word/2010/wordml" xmlns:w15="http://schemas.microsoft.com/office/word/2012/wordml" xmlns:w16cex="http://schemas.microsoft.com/office/word/2018/wordml/cex" xmlns:w16cid="http://schemas.microsoft.com/office/word/2016/wordml/cid" xmlns:w16="http://schemas.microsoft.com/office/word/2018/wordml" xmlns:w16du="http://schemas.microsoft.com/office/word/2023/wordml/word16du" xmlns:w16sdtdh="http://schemas.microsoft.com/office/word/2020/wordml/sdtdatahash" xmlns:w16sdtfl="http://schemas.microsoft.com/office/word/2024/wordml/sdtformatlock" xmlns:w16se="http://schemas.microsoft.com/office/word/2015/wordml/symex" xmlns:wpg="http://schemas.microsoft.com/office/word/2010/wordprocessingGroup" xmlns:wpi="http://schemas.microsoft.com/office/word/2010/wordprocessingInk" xmlns:wne="http://schemas.microsoft.com/office/word/2006/wordml" xmlns:wps="http://schemas.microsoft.com/office/word/2010/wordprocessingShape" mc:Ignorable="w14 w15 w16se w16cid w16 w16cex w16sdtdh w16sdtfl w16du wp14">
   <w:body>
     <w:p/>
-    <w:p/>
     <w:p>
       <w:pPr>
         <w:pStyle w:val="Titre1"/>
         <w:jc w:val="center"/>
-      </w:pPr>
-      <w:r>
-        <w:t>CADRAGE : Migration locale -&gt; Cloud (AWS)</w:t>
-      </w:r>
-    </w:p>
+        <w:rPr>
+          <w:color w:val="000000" w:themeColor="text1"/>
+        </w:rPr>
+      </w:pPr>
+    </w:p>
+    <w:p>
+      <w:pPr>
+        <w:pStyle w:val="Titre1"/>
+        <w:jc w:val="center"/>
+        <w:rPr>
+          <w:color w:val="000000" w:themeColor="text1"/>
+        </w:rPr>
+      </w:pPr>
+      <w:bookmarkStart w:id="0" w:name="_Toc230613384"/>
+      <w:r>
+        <w:rPr>
+          <w:color w:val="000000" w:themeColor="text1"/>
+        </w:rPr>
+        <w:t>CADRAGE :</w:t>
+      </w:r>
+      <w:bookmarkEnd w:id="0"/>
+    </w:p>
+    <w:p/>
+    <w:sdt>
+      <w:sdtPr>
+        <w:id w:val="-995096583"/>
+        <w:docPartObj>
+          <w:docPartGallery w:val="Table of Contents"/>
+          <w:docPartUnique/>
+        </w:docPartObj>
+      </w:sdtPr>
+      <w:sdtEndPr>
+        <w:rPr>
+          <w:rFonts w:asciiTheme="minorHAnsi" w:eastAsiaTheme="minorHAnsi" w:hAnsiTheme="minorHAnsi" w:cstheme="minorBidi"/>
+          <w:b/>
+          <w:bCs/>
+          <w:color w:val="auto"/>
+          <w:kern w:val="2"/>
+          <w:sz w:val="24"/>
+          <w:szCs w:val="24"/>
+          <w:lang w:eastAsia="en-US"/>
+          <w14:ligatures w14:val="standardContextual"/>
+        </w:rPr>
+      </w:sdtEndPr>
+      <w:sdtContent>
+        <w:p>
+          <w:pPr>
+            <w:pStyle w:val="En-ttedetabledesmatires"/>
+          </w:pPr>
+          <w:r>
+            <w:t>Table des matières</w:t>
+          </w:r>
+        </w:p>
+        <w:p>
+          <w:pPr>
+            <w:pStyle w:val="TM1"/>
+            <w:tabs>
+              <w:tab w:val="right" w:leader="dot" w:pos="9062"/>
+            </w:tabs>
+            <w:rPr>
+              <w:noProof/>
+            </w:rPr>
+          </w:pPr>
+          <w:r>
+            <w:fldChar w:fldCharType="begin"/>
+          </w:r>
+          <w:r>
+            <w:instrText xml:space="preserve"> TOC \o "1-3" \h \z \u </w:instrText>
+          </w:r>
+          <w:r>
+            <w:fldChar w:fldCharType="separate"/>
+          </w:r>
+          <w:hyperlink w:anchor="_Toc230613384" w:history="1">
+            <w:r>
+              <w:rPr>
+                <w:rStyle w:val="Lienhypertexte"/>
+                <w:noProof/>
+              </w:rPr>
+              <w:t>CADRAGE :</w:t>
+            </w:r>
+            <w:r>
+              <w:rPr>
+                <w:noProof/>
+                <w:webHidden/>
+              </w:rPr>
+              <w:tab/>
+            </w:r>
+            <w:r>
+              <w:rPr>
+                <w:noProof/>
+                <w:webHidden/>
+              </w:rPr>
+              <w:fldChar w:fldCharType="begin"/>
+            </w:r>
+            <w:r>
+              <w:rPr>
+                <w:noProof/>
+                <w:webHidden/>
+              </w:rPr>
+              <w:instrText xml:space="preserve"> PAGEREF _Toc230613384 \h </w:instrText>
+            </w:r>
+            <w:r>
+              <w:rPr>
+                <w:noProof/>
+                <w:webHidden/>
+              </w:rPr>
+            </w:r>
+            <w:r>
+              <w:rPr>
+                <w:noProof/>
+                <w:webHidden/>
+              </w:rPr>
+              <w:fldChar w:fldCharType="separate"/>
+            </w:r>
+            <w:r>
+              <w:rPr>
+                <w:noProof/>
+                <w:webHidden/>
+              </w:rPr>
+              <w:t>1</w:t>
+            </w:r>
+            <w:r>
+              <w:rPr>
+                <w:noProof/>
+                <w:webHidden/>
+              </w:rPr>
+              <w:fldChar w:fldCharType="end"/>
+            </w:r>
+          </w:hyperlink>
+        </w:p>
+        <w:p>
+          <w:pPr>
+            <w:pStyle w:val="TM2"/>
+            <w:tabs>
+              <w:tab w:val="right" w:leader="dot" w:pos="9062"/>
+            </w:tabs>
+            <w:rPr>
+              <w:noProof/>
+            </w:rPr>
+          </w:pPr>
+          <w:hyperlink w:anchor="_Toc230613385" w:history="1">
+            <w:r>
+              <w:rPr>
+                <w:rStyle w:val="Lienhypertexte"/>
+                <w:noProof/>
+              </w:rPr>
+              <w:t>Problématique :</w:t>
+            </w:r>
+            <w:r>
+              <w:rPr>
+                <w:noProof/>
+                <w:webHidden/>
+              </w:rPr>
+              <w:tab/>
+            </w:r>
+            <w:r>
+              <w:rPr>
+                <w:noProof/>
+                <w:webHidden/>
+              </w:rPr>
+              <w:fldChar w:fldCharType="begin"/>
+            </w:r>
+            <w:r>
+              <w:rPr>
+                <w:noProof/>
+                <w:webHidden/>
+              </w:rPr>
+              <w:instrText xml:space="preserve"> PAGEREF _Toc230613385 \h </w:instrText>
+            </w:r>
+            <w:r>
+              <w:rPr>
+                <w:noProof/>
+                <w:webHidden/>
+              </w:rPr>
+            </w:r>
+            <w:r>
+              <w:rPr>
+                <w:noProof/>
+                <w:webHidden/>
+              </w:rPr>
+              <w:fldChar w:fldCharType="separate"/>
+            </w:r>
+            <w:r>
+              <w:rPr>
+                <w:noProof/>
+                <w:webHidden/>
+              </w:rPr>
+              <w:t>1</w:t>
+            </w:r>
+            <w:r>
+              <w:rPr>
+                <w:noProof/>
+                <w:webHidden/>
+              </w:rPr>
+              <w:fldChar w:fldCharType="end"/>
+            </w:r>
+          </w:hyperlink>
+        </w:p>
+        <w:p>
+          <w:pPr>
+            <w:pStyle w:val="TM2"/>
+            <w:tabs>
+              <w:tab w:val="right" w:leader="dot" w:pos="9062"/>
+            </w:tabs>
+            <w:rPr>
+              <w:noProof/>
+            </w:rPr>
+          </w:pPr>
+          <w:hyperlink w:anchor="_Toc230613386" w:history="1">
+            <w:r>
+              <w:rPr>
+                <w:rStyle w:val="Lienhypertexte"/>
+                <w:noProof/>
+              </w:rPr>
+              <w:t>Etat du projet :</w:t>
+            </w:r>
+            <w:r>
+              <w:rPr>
+                <w:noProof/>
+                <w:webHidden/>
+              </w:rPr>
+              <w:tab/>
+            </w:r>
+            <w:r>
+              <w:rPr>
+                <w:noProof/>
+                <w:webHidden/>
+              </w:rPr>
+              <w:fldChar w:fldCharType="begin"/>
+            </w:r>
+            <w:r>
+              <w:rPr>
+                <w:noProof/>
+                <w:webHidden/>
+              </w:rPr>
+              <w:instrText xml:space="preserve"> PAGEREF _Toc230613386 \h </w:instrText>
+            </w:r>
+            <w:r>
+              <w:rPr>
+                <w:noProof/>
+                <w:webHidden/>
+              </w:rPr>
+            </w:r>
+            <w:r>
+              <w:rPr>
+                <w:noProof/>
+                <w:webHidden/>
+              </w:rPr>
+              <w:fldChar w:fldCharType="separate"/>
+            </w:r>
+            <w:r>
+              <w:rPr>
+                <w:noProof/>
+                <w:webHidden/>
+              </w:rPr>
+              <w:t>1</w:t>
+            </w:r>
+            <w:r>
+              <w:rPr>
+                <w:noProof/>
+                <w:webHidden/>
+              </w:rPr>
+              <w:fldChar w:fldCharType="end"/>
+            </w:r>
+          </w:hyperlink>
+        </w:p>
+        <w:p>
+          <w:pPr>
+            <w:pStyle w:val="TM2"/>
+            <w:tabs>
+              <w:tab w:val="right" w:leader="dot" w:pos="9062"/>
+            </w:tabs>
+            <w:rPr>
+              <w:noProof/>
+            </w:rPr>
+          </w:pPr>
+          <w:hyperlink w:anchor="_Toc230613387" w:history="1">
+            <w:r>
+              <w:rPr>
+                <w:rStyle w:val="Lienhypertexte"/>
+                <w:noProof/>
+              </w:rPr>
+              <w:t>CADRAGE :</w:t>
+            </w:r>
+            <w:r>
+              <w:rPr>
+                <w:noProof/>
+                <w:webHidden/>
+              </w:rPr>
+              <w:tab/>
+            </w:r>
+            <w:r>
+              <w:rPr>
+                <w:noProof/>
+                <w:webHidden/>
+              </w:rPr>
+              <w:fldChar w:fldCharType="begin"/>
+            </w:r>
+            <w:r>
+              <w:rPr>
+                <w:noProof/>
+                <w:webHidden/>
+              </w:rPr>
+              <w:instrText xml:space="preserve"> PAGEREF _Toc230613387 \h </w:instrText>
+            </w:r>
+            <w:r>
+              <w:rPr>
+                <w:noProof/>
+                <w:webHidden/>
+              </w:rPr>
+            </w:r>
+            <w:r>
+              <w:rPr>
+                <w:noProof/>
+                <w:webHidden/>
+              </w:rPr>
+              <w:fldChar w:fldCharType="separate"/>
+            </w:r>
+            <w:r>
+              <w:rPr>
+                <w:noProof/>
+                <w:webHidden/>
+              </w:rPr>
+              <w:t>1</w:t>
+            </w:r>
+            <w:r>
+              <w:rPr>
+                <w:noProof/>
+                <w:webHidden/>
+              </w:rPr>
+              <w:fldChar w:fldCharType="end"/>
+            </w:r>
+          </w:hyperlink>
+        </w:p>
+        <w:p>
+          <w:pPr>
+            <w:pStyle w:val="TM2"/>
+            <w:tabs>
+              <w:tab w:val="right" w:leader="dot" w:pos="9062"/>
+            </w:tabs>
+            <w:rPr>
+              <w:noProof/>
+            </w:rPr>
+          </w:pPr>
+          <w:hyperlink w:anchor="_Toc230613388" w:history="1">
+            <w:r>
+              <w:rPr>
+                <w:rStyle w:val="Lienhypertexte"/>
+                <w:noProof/>
+              </w:rPr>
+              <w:t>Préparation</w:t>
+            </w:r>
+            <w:r>
+              <w:rPr>
+                <w:noProof/>
+                <w:webHidden/>
+              </w:rPr>
+              <w:tab/>
+            </w:r>
+            <w:r>
+              <w:rPr>
+                <w:noProof/>
+                <w:webHidden/>
+              </w:rPr>
+              <w:fldChar w:fldCharType="begin"/>
+            </w:r>
+            <w:r>
+              <w:rPr>
+                <w:noProof/>
+                <w:webHidden/>
+              </w:rPr>
+              <w:instrText xml:space="preserve"> PAGEREF _Toc230613388 \h </w:instrText>
+            </w:r>
+            <w:r>
+              <w:rPr>
+                <w:noProof/>
+                <w:webHidden/>
+              </w:rPr>
+            </w:r>
+            <w:r>
+              <w:rPr>
+                <w:noProof/>
+                <w:webHidden/>
+              </w:rPr>
+              <w:fldChar w:fldCharType="separate"/>
+            </w:r>
+            <w:r>
+              <w:rPr>
+                <w:noProof/>
+                <w:webHidden/>
+              </w:rPr>
+              <w:t>2</w:t>
+            </w:r>
+            <w:r>
+              <w:rPr>
+                <w:noProof/>
+                <w:webHidden/>
+              </w:rPr>
+              <w:fldChar w:fldCharType="end"/>
+            </w:r>
+          </w:hyperlink>
+        </w:p>
+        <w:p>
+          <w:pPr>
+            <w:pStyle w:val="TM3"/>
+            <w:tabs>
+              <w:tab w:val="right" w:leader="dot" w:pos="9062"/>
+            </w:tabs>
+            <w:rPr>
+              <w:noProof/>
+            </w:rPr>
+          </w:pPr>
+          <w:hyperlink w:anchor="_Toc230613389" w:history="1">
+            <w:r>
+              <w:rPr>
+                <w:rStyle w:val="Lienhypertexte"/>
+                <w:noProof/>
+              </w:rPr>
+              <w:t>Correction de requirements.txt</w:t>
+            </w:r>
+            <w:r>
+              <w:rPr>
+                <w:noProof/>
+                <w:webHidden/>
+              </w:rPr>
+              <w:tab/>
+            </w:r>
+            <w:r>
+              <w:rPr>
+                <w:noProof/>
+                <w:webHidden/>
+              </w:rPr>
+              <w:fldChar w:fldCharType="begin"/>
+            </w:r>
+            <w:r>
+              <w:rPr>
+                <w:noProof/>
+                <w:webHidden/>
+              </w:rPr>
+              <w:instrText xml:space="preserve"> PAGEREF _Toc230613389 \h </w:instrText>
+            </w:r>
+            <w:r>
+              <w:rPr>
+                <w:noProof/>
+                <w:webHidden/>
+              </w:rPr>
+            </w:r>
+            <w:r>
+              <w:rPr>
+                <w:noProof/>
+                <w:webHidden/>
+              </w:rPr>
+              <w:fldChar w:fldCharType="separate"/>
+            </w:r>
+            <w:r>
+              <w:rPr>
+                <w:noProof/>
+                <w:webHidden/>
+              </w:rPr>
+              <w:t>2</w:t>
+            </w:r>
+            <w:r>
+              <w:rPr>
+                <w:noProof/>
+                <w:webHidden/>
+              </w:rPr>
+              <w:fldChar w:fldCharType="end"/>
+            </w:r>
+          </w:hyperlink>
+        </w:p>
+        <w:p>
+          <w:pPr>
+            <w:pStyle w:val="TM3"/>
+            <w:tabs>
+              <w:tab w:val="right" w:leader="dot" w:pos="9062"/>
+            </w:tabs>
+            <w:rPr>
+              <w:noProof/>
+            </w:rPr>
+          </w:pPr>
+          <w:hyperlink w:anchor="_Toc230613390" w:history="1">
+            <w:r>
+              <w:rPr>
+                <w:rStyle w:val="Lienhypertexte"/>
+                <w:noProof/>
+              </w:rPr>
+              <w:t>Création de scraper/requirements.txt</w:t>
+            </w:r>
+            <w:r>
+              <w:rPr>
+                <w:noProof/>
+                <w:webHidden/>
+              </w:rPr>
+              <w:tab/>
+            </w:r>
+            <w:r>
+              <w:rPr>
+                <w:noProof/>
+                <w:webHidden/>
+              </w:rPr>
+              <w:fldChar w:fldCharType="begin"/>
+            </w:r>
+            <w:r>
+              <w:rPr>
+                <w:noProof/>
+                <w:webHidden/>
+              </w:rPr>
+              <w:instrText xml:space="preserve"> PAGEREF _Toc230613390 \h </w:instrText>
+            </w:r>
+            <w:r>
+              <w:rPr>
+                <w:noProof/>
+                <w:webHidden/>
+              </w:rPr>
+            </w:r>
+            <w:r>
+              <w:rPr>
+                <w:noProof/>
+                <w:webHidden/>
+              </w:rPr>
+              <w:fldChar w:fldCharType="separate"/>
+            </w:r>
+            <w:r>
+              <w:rPr>
+                <w:noProof/>
+                <w:webHidden/>
+              </w:rPr>
+              <w:t>2</w:t>
+            </w:r>
+            <w:r>
+              <w:rPr>
+                <w:noProof/>
+                <w:webHidden/>
+              </w:rPr>
+              <w:fldChar w:fldCharType="end"/>
+            </w:r>
+          </w:hyperlink>
+        </w:p>
+        <w:p>
+          <w:pPr>
+            <w:pStyle w:val="TM3"/>
+            <w:tabs>
+              <w:tab w:val="right" w:leader="dot" w:pos="9062"/>
+            </w:tabs>
+            <w:rPr>
+              <w:noProof/>
+            </w:rPr>
+          </w:pPr>
+          <w:hyperlink w:anchor="_Toc230613391" w:history="1">
+            <w:r>
+              <w:rPr>
+                <w:rStyle w:val="Lienhypertexte"/>
+                <w:b/>
+                <w:bCs/>
+                <w:noProof/>
+              </w:rPr>
+              <w:t>Création du service api/ (FastAPI)</w:t>
+            </w:r>
+            <w:r>
+              <w:rPr>
+                <w:noProof/>
+                <w:webHidden/>
+              </w:rPr>
+              <w:tab/>
+            </w:r>
+            <w:r>
+              <w:rPr>
+                <w:noProof/>
+                <w:webHidden/>
+              </w:rPr>
+              <w:fldChar w:fldCharType="begin"/>
+            </w:r>
+            <w:r>
+              <w:rPr>
+                <w:noProof/>
+                <w:webHidden/>
+              </w:rPr>
+              <w:instrText xml:space="preserve"> PAGEREF _Toc230613391 \h </w:instrText>
+            </w:r>
+            <w:r>
+              <w:rPr>
+                <w:noProof/>
+                <w:webHidden/>
+              </w:rPr>
+            </w:r>
+            <w:r>
+              <w:rPr>
+                <w:noProof/>
+                <w:webHidden/>
+              </w:rPr>
+              <w:fldChar w:fldCharType="separate"/>
+            </w:r>
+            <w:r>
+              <w:rPr>
+                <w:noProof/>
+                <w:webHidden/>
+              </w:rPr>
+              <w:t>3</w:t>
+            </w:r>
+            <w:r>
+              <w:rPr>
+                <w:noProof/>
+                <w:webHidden/>
+              </w:rPr>
+              <w:fldChar w:fldCharType="end"/>
+            </w:r>
+          </w:hyperlink>
+        </w:p>
+        <w:p>
+          <w:pPr>
+            <w:pStyle w:val="TM3"/>
+            <w:tabs>
+              <w:tab w:val="right" w:leader="dot" w:pos="9062"/>
+            </w:tabs>
+            <w:rPr>
+              <w:noProof/>
+            </w:rPr>
+          </w:pPr>
+          <w:hyperlink w:anchor="_Toc230613392" w:history="1">
+            <w:r>
+              <w:rPr>
+                <w:rStyle w:val="Lienhypertexte"/>
+                <w:noProof/>
+              </w:rPr>
+              <w:t>Les Dockerfiles</w:t>
+            </w:r>
+            <w:r>
+              <w:rPr>
+                <w:noProof/>
+                <w:webHidden/>
+              </w:rPr>
+              <w:tab/>
+            </w:r>
+            <w:r>
+              <w:rPr>
+                <w:noProof/>
+                <w:webHidden/>
+              </w:rPr>
+              <w:fldChar w:fldCharType="begin"/>
+            </w:r>
+            <w:r>
+              <w:rPr>
+                <w:noProof/>
+                <w:webHidden/>
+              </w:rPr>
+              <w:instrText xml:space="preserve"> PAGEREF _Toc230613392 \h </w:instrText>
+            </w:r>
+            <w:r>
+              <w:rPr>
+                <w:noProof/>
+                <w:webHidden/>
+              </w:rPr>
+            </w:r>
+            <w:r>
+              <w:rPr>
+                <w:noProof/>
+                <w:webHidden/>
+              </w:rPr>
+              <w:fldChar w:fldCharType="separate"/>
+            </w:r>
+            <w:r>
+              <w:rPr>
+                <w:noProof/>
+                <w:webHidden/>
+              </w:rPr>
+              <w:t>4</w:t>
+            </w:r>
+            <w:r>
+              <w:rPr>
+                <w:noProof/>
+                <w:webHidden/>
+              </w:rPr>
+              <w:fldChar w:fldCharType="end"/>
+            </w:r>
+          </w:hyperlink>
+        </w:p>
+        <w:p>
+          <w:pPr>
+            <w:pStyle w:val="TM3"/>
+            <w:tabs>
+              <w:tab w:val="right" w:leader="dot" w:pos="9062"/>
+            </w:tabs>
+            <w:rPr>
+              <w:noProof/>
+            </w:rPr>
+          </w:pPr>
+          <w:hyperlink w:anchor="_Toc230613393" w:history="1">
+            <w:r>
+              <w:rPr>
+                <w:rStyle w:val="Lienhypertexte"/>
+                <w:noProof/>
+              </w:rPr>
+              <w:t>Les .dockerignore</w:t>
+            </w:r>
+            <w:r>
+              <w:rPr>
+                <w:noProof/>
+                <w:webHidden/>
+              </w:rPr>
+              <w:tab/>
+            </w:r>
+            <w:r>
+              <w:rPr>
+                <w:noProof/>
+                <w:webHidden/>
+              </w:rPr>
+              <w:fldChar w:fldCharType="begin"/>
+            </w:r>
+            <w:r>
+              <w:rPr>
+                <w:noProof/>
+                <w:webHidden/>
+              </w:rPr>
+              <w:instrText xml:space="preserve"> PAGEREF _Toc230613393 \h </w:instrText>
+            </w:r>
+            <w:r>
+              <w:rPr>
+                <w:noProof/>
+                <w:webHidden/>
+              </w:rPr>
+            </w:r>
+            <w:r>
+              <w:rPr>
+                <w:noProof/>
+                <w:webHidden/>
+              </w:rPr>
+              <w:fldChar w:fldCharType="separate"/>
+            </w:r>
+            <w:r>
+              <w:rPr>
+                <w:noProof/>
+                <w:webHidden/>
+              </w:rPr>
+              <w:t>5</w:t>
+            </w:r>
+            <w:r>
+              <w:rPr>
+                <w:noProof/>
+                <w:webHidden/>
+              </w:rPr>
+              <w:fldChar w:fldCharType="end"/>
+            </w:r>
+          </w:hyperlink>
+        </w:p>
+        <w:p>
+          <w:pPr>
+            <w:pStyle w:val="TM3"/>
+            <w:tabs>
+              <w:tab w:val="right" w:leader="dot" w:pos="9062"/>
+            </w:tabs>
+            <w:rPr>
+              <w:noProof/>
+            </w:rPr>
+          </w:pPr>
+          <w:hyperlink w:anchor="_Toc230613394" w:history="1">
+            <w:r>
+              <w:rPr>
+                <w:rStyle w:val="Lienhypertexte"/>
+                <w:noProof/>
+              </w:rPr>
+              <w:t>docker-compose.yml</w:t>
+            </w:r>
+            <w:r>
+              <w:rPr>
+                <w:noProof/>
+                <w:webHidden/>
+              </w:rPr>
+              <w:tab/>
+            </w:r>
+            <w:r>
+              <w:rPr>
+                <w:noProof/>
+                <w:webHidden/>
+              </w:rPr>
+              <w:fldChar w:fldCharType="begin"/>
+            </w:r>
+            <w:r>
+              <w:rPr>
+                <w:noProof/>
+                <w:webHidden/>
+              </w:rPr>
+              <w:instrText xml:space="preserve"> PAGEREF _Toc230613394 \h </w:instrText>
+            </w:r>
+            <w:r>
+              <w:rPr>
+                <w:noProof/>
+                <w:webHidden/>
+              </w:rPr>
+            </w:r>
+            <w:r>
+              <w:rPr>
+                <w:noProof/>
+                <w:webHidden/>
+              </w:rPr>
+              <w:fldChar w:fldCharType="separate"/>
+            </w:r>
+            <w:r>
+              <w:rPr>
+                <w:noProof/>
+                <w:webHidden/>
+              </w:rPr>
+              <w:t>5</w:t>
+            </w:r>
+            <w:r>
+              <w:rPr>
+                <w:noProof/>
+                <w:webHidden/>
+              </w:rPr>
+              <w:fldChar w:fldCharType="end"/>
+            </w:r>
+          </w:hyperlink>
+        </w:p>
+        <w:p>
+          <w:pPr>
+            <w:pStyle w:val="TM3"/>
+            <w:tabs>
+              <w:tab w:val="right" w:leader="dot" w:pos="9062"/>
+            </w:tabs>
+            <w:rPr>
+              <w:noProof/>
+            </w:rPr>
+          </w:pPr>
+          <w:hyperlink w:anchor="_Toc230613395" w:history="1">
+            <w:r>
+              <w:rPr>
+                <w:rStyle w:val="Lienhypertexte"/>
+                <w:noProof/>
+              </w:rPr>
+              <w:t>Les .env.example</w:t>
+            </w:r>
+            <w:r>
+              <w:rPr>
+                <w:noProof/>
+                <w:webHidden/>
+              </w:rPr>
+              <w:tab/>
+            </w:r>
+            <w:r>
+              <w:rPr>
+                <w:noProof/>
+                <w:webHidden/>
+              </w:rPr>
+              <w:fldChar w:fldCharType="begin"/>
+            </w:r>
+            <w:r>
+              <w:rPr>
+                <w:noProof/>
+                <w:webHidden/>
+              </w:rPr>
+              <w:instrText xml:space="preserve"> PAGEREF _Toc230613395 \h </w:instrText>
+            </w:r>
+            <w:r>
+              <w:rPr>
+                <w:noProof/>
+                <w:webHidden/>
+              </w:rPr>
+            </w:r>
+            <w:r>
+              <w:rPr>
+                <w:noProof/>
+                <w:webHidden/>
+              </w:rPr>
+              <w:fldChar w:fldCharType="separate"/>
+            </w:r>
+            <w:r>
+              <w:rPr>
+                <w:noProof/>
+                <w:webHidden/>
+              </w:rPr>
+              <w:t>6</w:t>
+            </w:r>
+            <w:r>
+              <w:rPr>
+                <w:noProof/>
+                <w:webHidden/>
+              </w:rPr>
+              <w:fldChar w:fldCharType="end"/>
+            </w:r>
+          </w:hyperlink>
+        </w:p>
+        <w:p>
+          <w:pPr>
+            <w:pStyle w:val="TM3"/>
+            <w:tabs>
+              <w:tab w:val="right" w:leader="dot" w:pos="9062"/>
+            </w:tabs>
+            <w:rPr>
+              <w:noProof/>
+            </w:rPr>
+          </w:pPr>
+          <w:hyperlink w:anchor="_Toc230613396" w:history="1">
+            <w:r>
+              <w:rPr>
+                <w:rStyle w:val="Lienhypertexte"/>
+                <w:noProof/>
+                <w:lang w:val="en-US"/>
+              </w:rPr>
+              <w:t>GitHub Actions CI — .github/workflows/ci.yml</w:t>
+            </w:r>
+            <w:r>
+              <w:rPr>
+                <w:noProof/>
+                <w:webHidden/>
+              </w:rPr>
+              <w:tab/>
+            </w:r>
+            <w:r>
+              <w:rPr>
+                <w:noProof/>
+                <w:webHidden/>
+              </w:rPr>
+              <w:fldChar w:fldCharType="begin"/>
+            </w:r>
+            <w:r>
+              <w:rPr>
+                <w:noProof/>
+                <w:webHidden/>
+              </w:rPr>
+              <w:instrText xml:space="preserve"> PAGEREF _Toc230613396 \h </w:instrText>
+            </w:r>
+            <w:r>
+              <w:rPr>
+                <w:noProof/>
+                <w:webHidden/>
+              </w:rPr>
+            </w:r>
+            <w:r>
+              <w:rPr>
+                <w:noProof/>
+                <w:webHidden/>
+              </w:rPr>
+              <w:fldChar w:fldCharType="separate"/>
+            </w:r>
+            <w:r>
+              <w:rPr>
+                <w:noProof/>
+                <w:webHidden/>
+              </w:rPr>
+              <w:t>7</w:t>
+            </w:r>
+            <w:r>
+              <w:rPr>
+                <w:noProof/>
+                <w:webHidden/>
+              </w:rPr>
+              <w:fldChar w:fldCharType="end"/>
+            </w:r>
+          </w:hyperlink>
+        </w:p>
+        <w:p>
+          <w:pPr>
+            <w:pStyle w:val="TM3"/>
+            <w:tabs>
+              <w:tab w:val="right" w:leader="dot" w:pos="9062"/>
+            </w:tabs>
+            <w:rPr>
+              <w:noProof/>
+            </w:rPr>
+          </w:pPr>
+          <w:hyperlink w:anchor="_Toc230613397" w:history="1">
+            <w:r>
+              <w:rPr>
+                <w:rStyle w:val="Lienhypertexte"/>
+                <w:noProof/>
+              </w:rPr>
+              <w:t>Mise à jour de front/app/api/animals/route.ts</w:t>
+            </w:r>
+            <w:r>
+              <w:rPr>
+                <w:noProof/>
+                <w:webHidden/>
+              </w:rPr>
+              <w:tab/>
+            </w:r>
+            <w:r>
+              <w:rPr>
+                <w:noProof/>
+                <w:webHidden/>
+              </w:rPr>
+              <w:fldChar w:fldCharType="begin"/>
+            </w:r>
+            <w:r>
+              <w:rPr>
+                <w:noProof/>
+                <w:webHidden/>
+              </w:rPr>
+              <w:instrText xml:space="preserve"> PAGEREF _Toc230613397 \h </w:instrText>
+            </w:r>
+            <w:r>
+              <w:rPr>
+                <w:noProof/>
+                <w:webHidden/>
+              </w:rPr>
+            </w:r>
+            <w:r>
+              <w:rPr>
+                <w:noProof/>
+                <w:webHidden/>
+              </w:rPr>
+              <w:fldChar w:fldCharType="separate"/>
+            </w:r>
+            <w:r>
+              <w:rPr>
+                <w:noProof/>
+                <w:webHidden/>
+              </w:rPr>
+              <w:t>7</w:t>
+            </w:r>
+            <w:r>
+              <w:rPr>
+                <w:noProof/>
+                <w:webHidden/>
+              </w:rPr>
+              <w:fldChar w:fldCharType="end"/>
+            </w:r>
+          </w:hyperlink>
+        </w:p>
+        <w:p>
+          <w:pPr>
+            <w:pStyle w:val="TM3"/>
+            <w:tabs>
+              <w:tab w:val="right" w:leader="dot" w:pos="9062"/>
+            </w:tabs>
+            <w:rPr>
+              <w:noProof/>
+            </w:rPr>
+          </w:pPr>
+          <w:hyperlink w:anchor="_Toc230613398" w:history="1">
+            <w:r>
+              <w:rPr>
+                <w:rStyle w:val="Lienhypertexte"/>
+                <w:noProof/>
+              </w:rPr>
+              <w:t>Connexion Front ↔ PostgreSQL via l'API</w:t>
+            </w:r>
+            <w:r>
+              <w:rPr>
+                <w:noProof/>
+                <w:webHidden/>
+              </w:rPr>
+              <w:tab/>
+            </w:r>
+            <w:r>
+              <w:rPr>
+                <w:noProof/>
+                <w:webHidden/>
+              </w:rPr>
+              <w:fldChar w:fldCharType="begin"/>
+            </w:r>
+            <w:r>
+              <w:rPr>
+                <w:noProof/>
+                <w:webHidden/>
+              </w:rPr>
+              <w:instrText xml:space="preserve"> PAGEREF _Toc230613398 \h </w:instrText>
+            </w:r>
+            <w:r>
+              <w:rPr>
+                <w:noProof/>
+                <w:webHidden/>
+              </w:rPr>
+            </w:r>
+            <w:r>
+              <w:rPr>
+                <w:noProof/>
+                <w:webHidden/>
+              </w:rPr>
+              <w:fldChar w:fldCharType="separate"/>
+            </w:r>
+            <w:r>
+              <w:rPr>
+                <w:noProof/>
+                <w:webHidden/>
+              </w:rPr>
+              <w:t>8</w:t>
+            </w:r>
+            <w:r>
+              <w:rPr>
+                <w:noProof/>
+                <w:webHidden/>
+              </w:rPr>
+              <w:fldChar w:fldCharType="end"/>
+            </w:r>
+          </w:hyperlink>
+        </w:p>
+        <w:p>
+          <w:pPr>
+            <w:pStyle w:val="TM2"/>
+            <w:tabs>
+              <w:tab w:val="right" w:leader="dot" w:pos="9062"/>
+            </w:tabs>
+            <w:rPr>
+              <w:noProof/>
+            </w:rPr>
+          </w:pPr>
+          <w:hyperlink w:anchor="_Toc230613399" w:history="1">
+            <w:r>
+              <w:rPr>
+                <w:rStyle w:val="Lienhypertexte"/>
+                <w:noProof/>
+              </w:rPr>
+              <w:t>Récapitulatif rapide</w:t>
+            </w:r>
+            <w:r>
+              <w:rPr>
+                <w:noProof/>
+                <w:webHidden/>
+              </w:rPr>
+              <w:tab/>
+            </w:r>
+            <w:r>
+              <w:rPr>
+                <w:noProof/>
+                <w:webHidden/>
+              </w:rPr>
+              <w:fldChar w:fldCharType="begin"/>
+            </w:r>
+            <w:r>
+              <w:rPr>
+                <w:noProof/>
+                <w:webHidden/>
+              </w:rPr>
+              <w:instrText xml:space="preserve"> PAGEREF _Toc230613399 \h </w:instrText>
+            </w:r>
+            <w:r>
+              <w:rPr>
+                <w:noProof/>
+                <w:webHidden/>
+              </w:rPr>
+            </w:r>
+            <w:r>
+              <w:rPr>
+                <w:noProof/>
+                <w:webHidden/>
+              </w:rPr>
+              <w:fldChar w:fldCharType="separate"/>
+            </w:r>
+            <w:r>
+              <w:rPr>
+                <w:noProof/>
+                <w:webHidden/>
+              </w:rPr>
+              <w:t>9</w:t>
+            </w:r>
+            <w:r>
+              <w:rPr>
+                <w:noProof/>
+                <w:webHidden/>
+              </w:rPr>
+              <w:fldChar w:fldCharType="end"/>
+            </w:r>
+          </w:hyperlink>
+        </w:p>
+        <w:p>
+          <w:pPr>
+            <w:pStyle w:val="TM3"/>
+            <w:tabs>
+              <w:tab w:val="right" w:leader="dot" w:pos="9062"/>
+            </w:tabs>
+            <w:rPr>
+              <w:noProof/>
+            </w:rPr>
+          </w:pPr>
+          <w:hyperlink w:anchor="_Toc230613400" w:history="1">
+            <w:r>
+              <w:rPr>
+                <w:rStyle w:val="Lienhypertexte"/>
+                <w:noProof/>
+              </w:rPr>
+              <w:t>Lancer localement</w:t>
+            </w:r>
+            <w:r>
+              <w:rPr>
+                <w:noProof/>
+                <w:webHidden/>
+              </w:rPr>
+              <w:tab/>
+            </w:r>
+            <w:r>
+              <w:rPr>
+                <w:noProof/>
+                <w:webHidden/>
+              </w:rPr>
+              <w:fldChar w:fldCharType="begin"/>
+            </w:r>
+            <w:r>
+              <w:rPr>
+                <w:noProof/>
+                <w:webHidden/>
+              </w:rPr>
+              <w:instrText xml:space="preserve"> PAGEREF _Toc230613400 \h </w:instrText>
+            </w:r>
+            <w:r>
+              <w:rPr>
+                <w:noProof/>
+                <w:webHidden/>
+              </w:rPr>
+            </w:r>
+            <w:r>
+              <w:rPr>
+                <w:noProof/>
+                <w:webHidden/>
+              </w:rPr>
+              <w:fldChar w:fldCharType="separate"/>
+            </w:r>
+            <w:r>
+              <w:rPr>
+                <w:noProof/>
+                <w:webHidden/>
+              </w:rPr>
+              <w:t>10</w:t>
+            </w:r>
+            <w:r>
+              <w:rPr>
+                <w:noProof/>
+                <w:webHidden/>
+              </w:rPr>
+              <w:fldChar w:fldCharType="end"/>
+            </w:r>
+          </w:hyperlink>
+        </w:p>
+        <w:p>
+          <w:pPr>
+            <w:pStyle w:val="TM2"/>
+            <w:tabs>
+              <w:tab w:val="right" w:leader="dot" w:pos="9062"/>
+            </w:tabs>
+            <w:rPr>
+              <w:noProof/>
+            </w:rPr>
+          </w:pPr>
+          <w:hyperlink w:anchor="_Toc230613401" w:history="1">
+            <w:r>
+              <w:rPr>
+                <w:rStyle w:val="Lienhypertexte"/>
+                <w:noProof/>
+              </w:rPr>
+              <w:t>Reminder</w:t>
+            </w:r>
+            <w:r>
+              <w:rPr>
+                <w:noProof/>
+                <w:webHidden/>
+              </w:rPr>
+              <w:tab/>
+            </w:r>
+            <w:r>
+              <w:rPr>
+                <w:noProof/>
+                <w:webHidden/>
+              </w:rPr>
+              <w:fldChar w:fldCharType="begin"/>
+            </w:r>
+            <w:r>
+              <w:rPr>
+                <w:noProof/>
+                <w:webHidden/>
+              </w:rPr>
+              <w:instrText xml:space="preserve"> PAGEREF _Toc230613401 \h </w:instrText>
+            </w:r>
+            <w:r>
+              <w:rPr>
+                <w:noProof/>
+                <w:webHidden/>
+              </w:rPr>
+            </w:r>
+            <w:r>
+              <w:rPr>
+                <w:noProof/>
+                <w:webHidden/>
+              </w:rPr>
+              <w:fldChar w:fldCharType="separate"/>
+            </w:r>
+            <w:r>
+              <w:rPr>
+                <w:noProof/>
+                <w:webHidden/>
+              </w:rPr>
+              <w:t>10</w:t>
+            </w:r>
+            <w:r>
+              <w:rPr>
+                <w:noProof/>
+                <w:webHidden/>
+              </w:rPr>
+              <w:fldChar w:fldCharType="end"/>
+            </w:r>
+          </w:hyperlink>
+        </w:p>
+        <w:p>
+          <w:pPr>
+            <w:pStyle w:val="TM2"/>
+            <w:tabs>
+              <w:tab w:val="right" w:leader="dot" w:pos="9062"/>
+            </w:tabs>
+            <w:rPr>
+              <w:noProof/>
+            </w:rPr>
+          </w:pPr>
+          <w:hyperlink w:anchor="_Toc230613402" w:history="1">
+            <w:r>
+              <w:rPr>
+                <w:rStyle w:val="Lienhypertexte"/>
+                <w:noProof/>
+              </w:rPr>
+              <w:t>AWS</w:t>
+            </w:r>
+            <w:r>
+              <w:rPr>
+                <w:noProof/>
+                <w:webHidden/>
+              </w:rPr>
+              <w:tab/>
+            </w:r>
+            <w:r>
+              <w:rPr>
+                <w:noProof/>
+                <w:webHidden/>
+              </w:rPr>
+              <w:fldChar w:fldCharType="begin"/>
+            </w:r>
+            <w:r>
+              <w:rPr>
+                <w:noProof/>
+                <w:webHidden/>
+              </w:rPr>
+              <w:instrText xml:space="preserve"> PAGEREF _Toc230613402 \h </w:instrText>
+            </w:r>
+            <w:r>
+              <w:rPr>
+                <w:noProof/>
+                <w:webHidden/>
+              </w:rPr>
+            </w:r>
+            <w:r>
+              <w:rPr>
+                <w:noProof/>
+                <w:webHidden/>
+              </w:rPr>
+              <w:fldChar w:fldCharType="separate"/>
+            </w:r>
+            <w:r>
+              <w:rPr>
+                <w:noProof/>
+                <w:webHidden/>
+              </w:rPr>
+              <w:t>11</w:t>
+            </w:r>
+            <w:r>
+              <w:rPr>
+                <w:noProof/>
+                <w:webHidden/>
+              </w:rPr>
+              <w:fldChar w:fldCharType="end"/>
+            </w:r>
+          </w:hyperlink>
+        </w:p>
+        <w:p>
+          <w:pPr>
+            <w:pStyle w:val="TM2"/>
+            <w:tabs>
+              <w:tab w:val="right" w:leader="dot" w:pos="9062"/>
+            </w:tabs>
+            <w:rPr>
+              <w:noProof/>
+            </w:rPr>
+          </w:pPr>
+          <w:hyperlink w:anchor="_Toc230613403" w:history="1">
+            <w:r>
+              <w:rPr>
+                <w:rStyle w:val="Lienhypertexte"/>
+                <w:noProof/>
+              </w:rPr>
+              <w:t>Money</w:t>
+            </w:r>
+            <w:r>
+              <w:rPr>
+                <w:noProof/>
+                <w:webHidden/>
+              </w:rPr>
+              <w:tab/>
+            </w:r>
+            <w:r>
+              <w:rPr>
+                <w:noProof/>
+                <w:webHidden/>
+              </w:rPr>
+              <w:fldChar w:fldCharType="begin"/>
+            </w:r>
+            <w:r>
+              <w:rPr>
+                <w:noProof/>
+                <w:webHidden/>
+              </w:rPr>
+              <w:instrText xml:space="preserve"> PAGEREF _Toc230613403 \h </w:instrText>
+            </w:r>
+            <w:r>
+              <w:rPr>
+                <w:noProof/>
+                <w:webHidden/>
+              </w:rPr>
+            </w:r>
+            <w:r>
+              <w:rPr>
+                <w:noProof/>
+                <w:webHidden/>
+              </w:rPr>
+              <w:fldChar w:fldCharType="separate"/>
+            </w:r>
+            <w:r>
+              <w:rPr>
+                <w:noProof/>
+                <w:webHidden/>
+              </w:rPr>
+              <w:t>15</w:t>
+            </w:r>
+            <w:r>
+              <w:rPr>
+                <w:noProof/>
+                <w:webHidden/>
+              </w:rPr>
+              <w:fldChar w:fldCharType="end"/>
+            </w:r>
+          </w:hyperlink>
+        </w:p>
+        <w:p>
+          <w:pPr>
+            <w:pStyle w:val="TM2"/>
+            <w:tabs>
+              <w:tab w:val="right" w:leader="dot" w:pos="9062"/>
+            </w:tabs>
+            <w:rPr>
+              <w:noProof/>
+            </w:rPr>
+          </w:pPr>
+          <w:hyperlink w:anchor="_Toc230613404" w:history="1">
+            <w:r>
+              <w:rPr>
+                <w:rStyle w:val="Lienhypertexte"/>
+                <w:noProof/>
+              </w:rPr>
+              <w:t>UPGRADE : T3.small</w:t>
+            </w:r>
+            <w:r>
+              <w:rPr>
+                <w:noProof/>
+                <w:webHidden/>
+              </w:rPr>
+              <w:tab/>
+            </w:r>
+            <w:r>
+              <w:rPr>
+                <w:noProof/>
+                <w:webHidden/>
+              </w:rPr>
+              <w:fldChar w:fldCharType="begin"/>
+            </w:r>
+            <w:r>
+              <w:rPr>
+                <w:noProof/>
+                <w:webHidden/>
+              </w:rPr>
+              <w:instrText xml:space="preserve"> PAGEREF _Toc230613404 \h </w:instrText>
+            </w:r>
+            <w:r>
+              <w:rPr>
+                <w:noProof/>
+                <w:webHidden/>
+              </w:rPr>
+            </w:r>
+            <w:r>
+              <w:rPr>
+                <w:noProof/>
+                <w:webHidden/>
+              </w:rPr>
+              <w:fldChar w:fldCharType="separate"/>
+            </w:r>
+            <w:r>
+              <w:rPr>
+                <w:noProof/>
+                <w:webHidden/>
+              </w:rPr>
+              <w:t>17</w:t>
+            </w:r>
+            <w:r>
+              <w:rPr>
+                <w:noProof/>
+                <w:webHidden/>
+              </w:rPr>
+              <w:fldChar w:fldCharType="end"/>
+            </w:r>
+          </w:hyperlink>
+        </w:p>
+        <w:p>
+          <w:r>
+            <w:rPr>
+              <w:b/>
+              <w:bCs/>
+            </w:rPr>
+            <w:fldChar w:fldCharType="end"/>
+          </w:r>
+        </w:p>
+      </w:sdtContent>
+    </w:sdt>
     <w:p/>
     <w:p/>
-    <w:p>
-      <w:pPr>
-        <w:pStyle w:val="Titre3"/>
-      </w:pPr>
-      <w:r>
-        <w:t xml:space="preserve">Problématique : </w:t>
-      </w:r>
-    </w:p>
+    <w:p/>
+    <w:p>
+      <w:pPr>
+        <w:pStyle w:val="Titre2"/>
+        <w:jc w:val="center"/>
+      </w:pPr>
+      <w:bookmarkStart w:id="1" w:name="_Toc230613385"/>
+      <w:r>
+        <w:t>Problématique :</w:t>
+      </w:r>
+      <w:bookmarkEnd w:id="1"/>
+    </w:p>
+    <w:p/>
     <w:p>
       <w:r>
         <w:t xml:space="preserve">Pour aller plus loin dans le projet, commencer à déployer nos services, et les faires interagir entre eux. Une migration sur le Cloud (AWS) est nécessaire. </w:t>
@@ -36,14 +1539,14 @@
     <w:p/>
     <w:p>
       <w:pPr>
-        <w:pStyle w:val="Titre3"/>
-      </w:pPr>
-      <w:r>
-        <w:t xml:space="preserve"> </w:t>
-      </w:r>
+        <w:pStyle w:val="Titre2"/>
+        <w:jc w:val="center"/>
+      </w:pPr>
+      <w:bookmarkStart w:id="2" w:name="_Toc230613386"/>
       <w:r>
         <w:t>Etat du projet :</w:t>
       </w:r>
+      <w:bookmarkEnd w:id="2"/>
     </w:p>
     <w:p>
       <w:r>
@@ -220,11 +1723,14 @@
     <w:p/>
     <w:p>
       <w:pPr>
-        <w:pStyle w:val="Titre3"/>
-      </w:pPr>
+        <w:pStyle w:val="Titre2"/>
+        <w:jc w:val="center"/>
+      </w:pPr>
+      <w:bookmarkStart w:id="3" w:name="_Toc230613387"/>
       <w:r>
         <w:t>CADRAGE :</w:t>
       </w:r>
+      <w:bookmarkEnd w:id="3"/>
     </w:p>
     <w:p/>
     <w:p>
@@ -290,433 +1796,415 @@
     </w:p>
     <w:p>
       <w:pPr>
+        <w:rPr>
+          <w:b/>
+          <w:bCs/>
+        </w:rPr>
+      </w:pPr>
+    </w:p>
+    <w:p>
+      <w:pPr>
         <w:pStyle w:val="Titre2"/>
         <w:jc w:val="center"/>
       </w:pPr>
-      <w:r>
+      <w:bookmarkStart w:id="4" w:name="_Toc230613388"/>
+      <w:r>
+        <w:lastRenderedPageBreak/>
         <w:t>Préparation</w:t>
       </w:r>
+      <w:bookmarkEnd w:id="4"/>
     </w:p>
     <w:p/>
     <w:p>
       <w:pPr>
+        <w:pStyle w:val="Titre3"/>
+      </w:pPr>
+      <w:bookmarkStart w:id="5" w:name="_Toc230613389"/>
+      <w:r>
+        <w:t>Correction de requirements.txt</w:t>
+      </w:r>
+      <w:bookmarkEnd w:id="5"/>
+    </w:p>
+    <w:p>
+      <w:pPr>
         <w:pStyle w:val="Paragraphedeliste"/>
-        <w:numPr>
-          <w:ilvl w:val="0"/>
-          <w:numId w:val="7"/>
-        </w:numPr>
         <w:rPr>
           <w:b/>
           <w:bCs/>
         </w:rPr>
       </w:pPr>
-      <w:r>
+    </w:p>
+    <w:p>
+      <w:r>
+        <w:t>Avant :</w:t>
+      </w:r>
+    </w:p>
+    <w:p>
+      <w:pPr>
+        <w:shd w:val="clear" w:color="auto" w:fill="D0CECE" w:themeFill="background2" w:themeFillShade="E6"/>
+        <w:rPr>
+          <w:i/>
+          <w:iCs/>
+        </w:rPr>
+      </w:pPr>
+      <w:r>
+        <w:rPr>
+          <w:i/>
+          <w:iCs/>
+        </w:rPr>
+        <w:t>Os</w:t>
+      </w:r>
+      <w:r>
+        <w:rPr>
+          <w:i/>
+          <w:iCs/>
+        </w:rPr>
+        <w:tab/>
+      </w:r>
+      <w:r>
+        <w:rPr>
+          <w:i/>
+          <w:iCs/>
+        </w:rPr>
+        <w:tab/>
+        <w:t xml:space="preserve"> &lt;- on l’enlève </w:t>
+      </w:r>
+      <w:r>
+        <w:rPr>
+          <w:i/>
+          <w:iCs/>
+        </w:rPr>
+        <w:t xml:space="preserve">aussi </w:t>
+      </w:r>
+      <w:r>
+        <w:rPr>
+          <w:i/>
+          <w:iCs/>
+        </w:rPr>
+        <w:t>car ne</w:t>
+      </w:r>
+      <w:r>
+        <w:rPr>
+          <w:i/>
+          <w:iCs/>
+        </w:rPr>
+        <w:t xml:space="preserve"> sert à rien ^^</w:t>
+      </w:r>
+      <w:r>
+        <w:rPr>
+          <w:i/>
+          <w:iCs/>
+        </w:rPr>
+        <w:br/>
+        <w:t>PIL</w:t>
+      </w:r>
+      <w:r>
+        <w:rPr>
+          <w:i/>
+          <w:iCs/>
+        </w:rPr>
+        <w:br/>
+      </w:r>
+      <w:proofErr w:type="spellStart"/>
+      <w:r>
+        <w:rPr>
+          <w:i/>
+          <w:iCs/>
+        </w:rPr>
+        <w:t>torch</w:t>
+      </w:r>
+      <w:proofErr w:type="spellEnd"/>
+      <w:r>
+        <w:rPr>
+          <w:i/>
+          <w:iCs/>
+        </w:rPr>
+        <w:br/>
+      </w:r>
+      <w:proofErr w:type="spellStart"/>
+      <w:r>
+        <w:rPr>
+          <w:i/>
+          <w:iCs/>
+        </w:rPr>
+        <w:t>transformers</w:t>
+      </w:r>
+      <w:proofErr w:type="spellEnd"/>
+      <w:r>
+        <w:rPr>
+          <w:i/>
+          <w:iCs/>
+        </w:rPr>
+        <w:br/>
+        <w:t>...</w:t>
+      </w:r>
+    </w:p>
+    <w:p>
+      <w:r>
+        <w:t>Après :</w:t>
+      </w:r>
+    </w:p>
+    <w:p>
+      <w:pPr>
+        <w:shd w:val="clear" w:color="auto" w:fill="D0CECE" w:themeFill="background2" w:themeFillShade="E6"/>
+        <w:rPr>
+          <w:i/>
+          <w:iCs/>
+        </w:rPr>
+      </w:pPr>
+      <w:proofErr w:type="spellStart"/>
+      <w:proofErr w:type="gramStart"/>
+      <w:r>
+        <w:rPr>
+          <w:i/>
+          <w:iCs/>
+        </w:rPr>
+        <w:t>torch</w:t>
+      </w:r>
+      <w:proofErr w:type="spellEnd"/>
+      <w:proofErr w:type="gramEnd"/>
+      <w:r>
+        <w:rPr>
+          <w:i/>
+          <w:iCs/>
+        </w:rPr>
+        <w:t>==2.3.1</w:t>
+      </w:r>
+      <w:r>
+        <w:rPr>
+          <w:i/>
+          <w:iCs/>
+        </w:rPr>
+        <w:br/>
+      </w:r>
+      <w:proofErr w:type="spellStart"/>
+      <w:r>
+        <w:rPr>
+          <w:i/>
+          <w:iCs/>
+        </w:rPr>
+        <w:t>torchvision</w:t>
+      </w:r>
+      <w:proofErr w:type="spellEnd"/>
+      <w:r>
+        <w:rPr>
+          <w:i/>
+          <w:iCs/>
+        </w:rPr>
+        <w:t>==0.18.1</w:t>
+      </w:r>
+      <w:r>
+        <w:rPr>
+          <w:i/>
+          <w:iCs/>
+        </w:rPr>
+        <w:br/>
+        <w:t>Pillow==10.4.0</w:t>
+      </w:r>
+      <w:r>
+        <w:rPr>
+          <w:i/>
+          <w:iCs/>
+        </w:rPr>
+        <w:br/>
+        <w:t>...</w:t>
+      </w:r>
+    </w:p>
+    <w:p>
+      <w:r>
+        <w:t>Pourquoi ?</w:t>
+      </w:r>
+    </w:p>
+    <w:p>
+      <w:r>
+        <w:t>Aucune version n'était fixée. Sans versions, chaque </w:t>
+      </w:r>
+      <w:proofErr w:type="spellStart"/>
+      <w:r>
+        <w:t>pip</w:t>
+      </w:r>
+      <w:proofErr w:type="spellEnd"/>
+      <w:r>
+        <w:t xml:space="preserve"> </w:t>
+      </w:r>
+      <w:proofErr w:type="spellStart"/>
+      <w:r>
+        <w:t>install</w:t>
+      </w:r>
+      <w:proofErr w:type="spellEnd"/>
+      <w:r>
+        <w:t xml:space="preserve"> peut installer des versions différentes selon le </w:t>
+      </w:r>
+      <w:r>
+        <w:t>contexte</w:t>
+      </w:r>
+      <w:r>
+        <w:t xml:space="preserve">. </w:t>
+      </w:r>
+      <w:r>
+        <w:br/>
+      </w:r>
+      <w:r>
+        <w:t xml:space="preserve">Dans un Docker sur AWS, on veut des </w:t>
+      </w:r>
+      <w:proofErr w:type="spellStart"/>
+      <w:r>
+        <w:t>builds</w:t>
+      </w:r>
+      <w:proofErr w:type="spellEnd"/>
+      <w:r>
+        <w:t> 100% reproductibles : la même commande doit donner exactement le même résultat aujourd'hui et dans 6 mois.</w:t>
+      </w:r>
+      <w:r>
+        <w:br/>
+      </w:r>
+    </w:p>
+    <w:p/>
+    <w:p>
+      <w:pPr>
+        <w:pStyle w:val="Titre3"/>
+      </w:pPr>
+      <w:bookmarkStart w:id="6" w:name="_Toc230613390"/>
+      <w:r>
+        <w:t>Création de scraper/requirements.txt</w:t>
+      </w:r>
+      <w:bookmarkEnd w:id="6"/>
+    </w:p>
+    <w:p>
+      <w:pPr>
+        <w:pStyle w:val="Paragraphedeliste"/>
         <w:rPr>
           <w:b/>
           <w:bCs/>
         </w:rPr>
-        <w:t>Correction de requirements.txt</w:t>
-      </w:r>
-    </w:p>
-    <w:p>
-      <w:pPr>
-        <w:pStyle w:val="Paragraphedeliste"/>
+      </w:pPr>
+    </w:p>
+    <w:p>
+      <w:r>
+        <w:t>Pourquoi un fichier séparé ?</w:t>
+      </w:r>
+    </w:p>
+    <w:p>
+      <w:r>
+        <w:t>Le requirements.txt racine était prévu pour le modèle ML (</w:t>
+      </w:r>
+      <w:proofErr w:type="spellStart"/>
+      <w:r>
+        <w:t>torch</w:t>
+      </w:r>
+      <w:proofErr w:type="spellEnd"/>
+      <w:r>
+        <w:t xml:space="preserve">, </w:t>
+      </w:r>
+      <w:proofErr w:type="spellStart"/>
+      <w:r>
+        <w:t>torchvision</w:t>
+      </w:r>
+      <w:proofErr w:type="spellEnd"/>
+      <w:r>
+        <w:t xml:space="preserve">...). Le scraper n'a pas besoin de </w:t>
+      </w:r>
+      <w:proofErr w:type="spellStart"/>
+      <w:r>
+        <w:t>PyTorch</w:t>
+      </w:r>
+      <w:proofErr w:type="spellEnd"/>
+      <w:r>
+        <w:t xml:space="preserve">, mais </w:t>
+      </w:r>
+      <w:r>
+        <w:t xml:space="preserve">de </w:t>
+      </w:r>
+      <w:proofErr w:type="spellStart"/>
+      <w:r>
+        <w:t>Selenium</w:t>
+      </w:r>
+      <w:proofErr w:type="spellEnd"/>
+      <w:r>
+        <w:t xml:space="preserve">, de </w:t>
+      </w:r>
+      <w:proofErr w:type="spellStart"/>
+      <w:r>
+        <w:t>BeautifulSoup</w:t>
+      </w:r>
+      <w:proofErr w:type="spellEnd"/>
+      <w:r>
+        <w:t>, etc.</w:t>
+      </w:r>
+    </w:p>
+    <w:p>
+      <w:r>
+        <w:t xml:space="preserve">Si on mettait tout dans un seul fichier, le container Docker du scraper installerait </w:t>
+      </w:r>
+      <w:proofErr w:type="spellStart"/>
+      <w:r>
+        <w:t>PyTorch</w:t>
+      </w:r>
+      <w:proofErr w:type="spellEnd"/>
+      <w:r>
+        <w:t xml:space="preserve"> (plusieurs </w:t>
+      </w:r>
+      <w:r>
+        <w:t>go</w:t>
+      </w:r>
+      <w:r>
+        <w:t>) alors qu'il n'en a aucun besoin. Chaque service n'installe que ce dont il a besoin</w:t>
+      </w:r>
+      <w:r>
+        <w:br/>
+        <w:t xml:space="preserve"> = </w:t>
+      </w:r>
+      <w:r>
+        <w:t xml:space="preserve">les images Docker sont plus légères, les </w:t>
+      </w:r>
+      <w:proofErr w:type="spellStart"/>
+      <w:r>
+        <w:t>builds</w:t>
+      </w:r>
+      <w:proofErr w:type="spellEnd"/>
+      <w:r>
+        <w:t xml:space="preserve"> plus rapides.</w:t>
+      </w:r>
+    </w:p>
+    <w:p/>
+    <w:p>
+      <w:pPr>
+        <w:pStyle w:val="Titre3"/>
+      </w:pPr>
+    </w:p>
+    <w:p>
+      <w:pPr>
+        <w:pStyle w:val="Titre3"/>
         <w:rPr>
           <w:b/>
           <w:bCs/>
         </w:rPr>
       </w:pPr>
-    </w:p>
-    <w:p>
-      <w:r>
-        <w:t>Avant :</w:t>
-      </w:r>
-    </w:p>
-    <w:p>
-      <w:pPr>
-        <w:shd w:val="clear" w:color="auto" w:fill="D0CECE" w:themeFill="background2" w:themeFillShade="E6"/>
-        <w:rPr>
-          <w:i/>
-          <w:iCs/>
-        </w:rPr>
-      </w:pPr>
-      <w:r>
-        <w:rPr>
-          <w:i/>
-          <w:iCs/>
-        </w:rPr>
-        <w:t>Os</w:t>
-      </w:r>
-      <w:r>
-        <w:rPr>
-          <w:i/>
-          <w:iCs/>
-        </w:rPr>
-        <w:tab/>
-      </w:r>
-      <w:r>
-        <w:rPr>
-          <w:i/>
-          <w:iCs/>
-        </w:rPr>
-        <w:tab/>
-        <w:t xml:space="preserve"> &lt;- on l’enlève </w:t>
-      </w:r>
-      <w:r>
-        <w:rPr>
-          <w:i/>
-          <w:iCs/>
-        </w:rPr>
-        <w:t xml:space="preserve">aussi </w:t>
-      </w:r>
-      <w:r>
-        <w:rPr>
-          <w:i/>
-          <w:iCs/>
-        </w:rPr>
-        <w:t>car ne</w:t>
-      </w:r>
-      <w:r>
-        <w:rPr>
-          <w:i/>
-          <w:iCs/>
-        </w:rPr>
-        <w:t xml:space="preserve"> sert à rien ^^</w:t>
-      </w:r>
-      <w:r>
-        <w:rPr>
-          <w:i/>
-          <w:iCs/>
-        </w:rPr>
-        <w:br/>
-        <w:t>PIL</w:t>
-      </w:r>
-      <w:r>
-        <w:rPr>
-          <w:i/>
-          <w:iCs/>
-        </w:rPr>
-        <w:br/>
-      </w:r>
-      <w:proofErr w:type="spellStart"/>
-      <w:r>
-        <w:rPr>
-          <w:i/>
-          <w:iCs/>
-        </w:rPr>
-        <w:t>torch</w:t>
-      </w:r>
-      <w:proofErr w:type="spellEnd"/>
-      <w:r>
-        <w:rPr>
-          <w:i/>
-          <w:iCs/>
-        </w:rPr>
-        <w:br/>
-      </w:r>
-      <w:proofErr w:type="spellStart"/>
-      <w:r>
-        <w:rPr>
-          <w:i/>
-          <w:iCs/>
-        </w:rPr>
-        <w:t>transformers</w:t>
-      </w:r>
-      <w:proofErr w:type="spellEnd"/>
-      <w:r>
-        <w:rPr>
-          <w:i/>
-          <w:iCs/>
-        </w:rPr>
-        <w:br/>
-        <w:t>...</w:t>
-      </w:r>
-    </w:p>
-    <w:p>
-      <w:r>
-        <w:t>Après :</w:t>
-      </w:r>
-    </w:p>
-    <w:p>
-      <w:pPr>
-        <w:shd w:val="clear" w:color="auto" w:fill="D0CECE" w:themeFill="background2" w:themeFillShade="E6"/>
-        <w:rPr>
-          <w:i/>
-          <w:iCs/>
-        </w:rPr>
-      </w:pPr>
-      <w:proofErr w:type="spellStart"/>
-      <w:proofErr w:type="gramStart"/>
-      <w:r>
-        <w:rPr>
-          <w:i/>
-          <w:iCs/>
-        </w:rPr>
-        <w:t>torch</w:t>
-      </w:r>
-      <w:proofErr w:type="spellEnd"/>
-      <w:proofErr w:type="gramEnd"/>
-      <w:r>
-        <w:rPr>
-          <w:i/>
-          <w:iCs/>
-        </w:rPr>
-        <w:t>==2.3.1</w:t>
-      </w:r>
-      <w:r>
-        <w:rPr>
-          <w:i/>
-          <w:iCs/>
-        </w:rPr>
-        <w:br/>
-      </w:r>
-      <w:proofErr w:type="spellStart"/>
-      <w:r>
-        <w:rPr>
-          <w:i/>
-          <w:iCs/>
-        </w:rPr>
-        <w:t>torchvision</w:t>
-      </w:r>
-      <w:proofErr w:type="spellEnd"/>
-      <w:r>
-        <w:rPr>
-          <w:i/>
-          <w:iCs/>
-        </w:rPr>
-        <w:t>==0.18.1</w:t>
-      </w:r>
-      <w:r>
-        <w:rPr>
-          <w:i/>
-          <w:iCs/>
-        </w:rPr>
-        <w:br/>
-        <w:t>Pillow==10.4.0</w:t>
-      </w:r>
-      <w:r>
-        <w:rPr>
-          <w:i/>
-          <w:iCs/>
-        </w:rPr>
-        <w:br/>
-        <w:t>...</w:t>
-      </w:r>
-    </w:p>
-    <w:p>
-      <w:r>
-        <w:t>Pourquoi ?</w:t>
-      </w:r>
-    </w:p>
-    <w:p>
-      <w:r>
-        <w:t>Aucune version n'était fixée. Sans versions, chaque </w:t>
-      </w:r>
-      <w:proofErr w:type="spellStart"/>
-      <w:r>
-        <w:t>pip</w:t>
-      </w:r>
-      <w:proofErr w:type="spellEnd"/>
-      <w:r>
-        <w:t xml:space="preserve"> </w:t>
-      </w:r>
-      <w:proofErr w:type="spellStart"/>
-      <w:r>
-        <w:t>install</w:t>
-      </w:r>
-      <w:proofErr w:type="spellEnd"/>
-      <w:r>
-        <w:t xml:space="preserve"> peut installer des versions différentes selon le </w:t>
-      </w:r>
-      <w:r>
-        <w:t>contexte</w:t>
-      </w:r>
-      <w:r>
-        <w:t xml:space="preserve">. </w:t>
-      </w:r>
-      <w:r>
-        <w:br/>
-      </w:r>
-      <w:r>
-        <w:t xml:space="preserve">Dans un Docker sur AWS, on veut des </w:t>
-      </w:r>
-      <w:proofErr w:type="spellStart"/>
-      <w:r>
-        <w:t>builds</w:t>
-      </w:r>
-      <w:proofErr w:type="spellEnd"/>
-      <w:r>
-        <w:t> 100% reproductibles : la même commande doit donner exactement le même résultat aujourd'hui et dans 6 mois.</w:t>
-      </w:r>
-      <w:r>
-        <w:br/>
-      </w:r>
-    </w:p>
-    <w:p/>
-    <w:p>
-      <w:pPr>
-        <w:pStyle w:val="Paragraphedeliste"/>
-        <w:numPr>
-          <w:ilvl w:val="0"/>
-          <w:numId w:val="7"/>
-        </w:numPr>
+      <w:bookmarkStart w:id="7" w:name="_Toc230613391"/>
+      <w:r>
         <w:rPr>
           <w:b/>
           <w:bCs/>
-          <w:i/>
-          <w:iCs/>
-        </w:rPr>
-      </w:pPr>
+        </w:rPr>
+        <w:t>Création du service api/ (</w:t>
+      </w:r>
+      <w:proofErr w:type="spellStart"/>
       <w:r>
         <w:rPr>
           <w:b/>
           <w:bCs/>
         </w:rPr>
-        <w:t>Création de </w:t>
-      </w:r>
+        <w:t>FastAPI</w:t>
+      </w:r>
+      <w:proofErr w:type="spellEnd"/>
       <w:r>
         <w:rPr>
           <w:b/>
           <w:bCs/>
-          <w:i/>
-          <w:iCs/>
-        </w:rPr>
-        <w:t>scraper/requirements.txt</w:t>
-      </w:r>
-    </w:p>
-    <w:p>
-      <w:pPr>
-        <w:pStyle w:val="Paragraphedeliste"/>
-        <w:rPr>
-          <w:b/>
-          <w:bCs/>
-        </w:rPr>
-      </w:pPr>
-    </w:p>
-    <w:p>
-      <w:r>
-        <w:t>Pourquoi un fichier séparé ?</w:t>
-      </w:r>
-    </w:p>
-    <w:p>
-      <w:r>
-        <w:t>Le requirements.txt racine était prévu pour le modèle ML (</w:t>
-      </w:r>
-      <w:proofErr w:type="spellStart"/>
-      <w:r>
-        <w:t>torch</w:t>
-      </w:r>
-      <w:proofErr w:type="spellEnd"/>
-      <w:r>
-        <w:t xml:space="preserve">, </w:t>
-      </w:r>
-      <w:proofErr w:type="spellStart"/>
-      <w:r>
-        <w:t>torchvision</w:t>
-      </w:r>
-      <w:proofErr w:type="spellEnd"/>
-      <w:r>
-        <w:t xml:space="preserve">...). Le scraper n'a pas besoin de </w:t>
-      </w:r>
-      <w:proofErr w:type="spellStart"/>
-      <w:r>
-        <w:t>PyTorch</w:t>
-      </w:r>
-      <w:proofErr w:type="spellEnd"/>
-      <w:r>
-        <w:t xml:space="preserve">, mais </w:t>
-      </w:r>
-      <w:r>
-        <w:t xml:space="preserve">de </w:t>
-      </w:r>
-      <w:proofErr w:type="spellStart"/>
-      <w:r>
-        <w:t>Selenium</w:t>
-      </w:r>
-      <w:proofErr w:type="spellEnd"/>
-      <w:r>
-        <w:t xml:space="preserve">, de </w:t>
-      </w:r>
-      <w:proofErr w:type="spellStart"/>
-      <w:r>
-        <w:t>BeautifulSoup</w:t>
-      </w:r>
-      <w:proofErr w:type="spellEnd"/>
-      <w:r>
-        <w:t>, etc.</w:t>
-      </w:r>
-    </w:p>
-    <w:p>
-      <w:r>
-        <w:t xml:space="preserve">Si on mettait tout dans un seul fichier, le container Docker du scraper installerait </w:t>
-      </w:r>
-      <w:proofErr w:type="spellStart"/>
-      <w:r>
-        <w:t>PyTorch</w:t>
-      </w:r>
-      <w:proofErr w:type="spellEnd"/>
-      <w:r>
-        <w:t xml:space="preserve"> (plusieurs </w:t>
-      </w:r>
-      <w:r>
-        <w:t>go</w:t>
-      </w:r>
-      <w:r>
-        <w:t>) alors qu'il n'en a aucun besoin. Chaque service n'installe que ce dont il a besoin</w:t>
-      </w:r>
-      <w:r>
-        <w:br/>
-        <w:t xml:space="preserve"> = </w:t>
-      </w:r>
-      <w:r>
-        <w:t xml:space="preserve">les images Docker sont plus légères, les </w:t>
-      </w:r>
-      <w:proofErr w:type="spellStart"/>
-      <w:r>
-        <w:t>builds</w:t>
-      </w:r>
-      <w:proofErr w:type="spellEnd"/>
-      <w:r>
-        <w:t xml:space="preserve"> plus rapides.</w:t>
-      </w:r>
-    </w:p>
-    <w:p/>
-    <w:p/>
-    <w:p>
-      <w:pPr>
-        <w:pStyle w:val="Paragraphedeliste"/>
-        <w:numPr>
-          <w:ilvl w:val="0"/>
-          <w:numId w:val="7"/>
-        </w:numPr>
-        <w:rPr>
-          <w:b/>
-          <w:bCs/>
-        </w:rPr>
-      </w:pPr>
-      <w:r>
-        <w:rPr>
-          <w:b/>
-          <w:bCs/>
-        </w:rPr>
-        <w:t>Création du service api/ (</w:t>
-      </w:r>
-      <w:proofErr w:type="spellStart"/>
-      <w:r>
-        <w:rPr>
-          <w:b/>
-          <w:bCs/>
-        </w:rPr>
-        <w:t>FastAPI</w:t>
-      </w:r>
-      <w:proofErr w:type="spellEnd"/>
-      <w:r>
-        <w:rPr>
-          <w:b/>
-          <w:bCs/>
         </w:rPr>
         <w:t>)</w:t>
       </w:r>
+      <w:bookmarkEnd w:id="7"/>
     </w:p>
     <w:p>
       <w:pPr>
@@ -1396,147 +2884,240 @@
     <w:p/>
     <w:p>
       <w:pPr>
+        <w:pStyle w:val="Titre3"/>
+      </w:pPr>
+      <w:bookmarkStart w:id="8" w:name="_Toc230613392"/>
+      <w:r>
+        <w:t xml:space="preserve">Les </w:t>
+      </w:r>
+      <w:proofErr w:type="spellStart"/>
+      <w:r>
+        <w:t>Dockerfiles</w:t>
+      </w:r>
+      <w:bookmarkEnd w:id="8"/>
+      <w:proofErr w:type="spellEnd"/>
+    </w:p>
+    <w:p>
+      <w:pPr>
         <w:pStyle w:val="Paragraphedeliste"/>
-        <w:numPr>
-          <w:ilvl w:val="0"/>
-          <w:numId w:val="7"/>
-        </w:numPr>
         <w:rPr>
           <w:b/>
           <w:bCs/>
         </w:rPr>
       </w:pPr>
+    </w:p>
+    <w:p>
+      <w:r>
+        <w:t>Le</w:t>
+      </w:r>
+      <w:r>
+        <w:t xml:space="preserve"> </w:t>
+      </w:r>
+      <w:proofErr w:type="spellStart"/>
       <w:r>
         <w:rPr>
           <w:b/>
           <w:bCs/>
         </w:rPr>
-        <w:t xml:space="preserve">Les </w:t>
-      </w:r>
-      <w:proofErr w:type="spellStart"/>
-      <w:r>
+        <w:t>Dockerfile</w:t>
+      </w:r>
+      <w:proofErr w:type="spellEnd"/>
+      <w:r>
+        <w:t xml:space="preserve"> est une </w:t>
+      </w:r>
+      <w:r>
+        <w:t>« </w:t>
+      </w:r>
+      <w:r>
+        <w:t>recette</w:t>
+      </w:r>
+      <w:r>
+        <w:t> »</w:t>
+      </w:r>
+      <w:r>
+        <w:t xml:space="preserve"> qui décrit comment construire une image Docker</w:t>
+      </w:r>
+      <w:r>
+        <w:t xml:space="preserve">, </w:t>
+      </w:r>
+      <w:r>
+        <w:t>c'est-à-dire un "snapshot" autonome d'un service avec tout ce dont il a besoin pour tourner (OS, dépendances, code).</w:t>
+      </w:r>
+    </w:p>
+    <w:p>
+      <w:r>
+        <w:t xml:space="preserve">On </w:t>
+      </w:r>
+      <w:proofErr w:type="gramStart"/>
+      <w:r>
+        <w:t>as</w:t>
+      </w:r>
+      <w:proofErr w:type="gramEnd"/>
+      <w:r>
+        <w:t xml:space="preserve"> trois services, donc on </w:t>
+      </w:r>
+      <w:proofErr w:type="gramStart"/>
+      <w:r>
+        <w:t>as créer</w:t>
+      </w:r>
+      <w:proofErr w:type="gramEnd"/>
+      <w:r>
+        <w:t xml:space="preserve"> trois </w:t>
+      </w:r>
+      <w:proofErr w:type="spellStart"/>
+      <w:r>
+        <w:t>Dockerfile</w:t>
+      </w:r>
+      <w:proofErr w:type="spellEnd"/>
+      <w:r>
+        <w:t xml:space="preserve"> : </w:t>
+      </w:r>
+    </w:p>
+    <w:p>
+      <w:pPr>
         <w:rPr>
           <w:b/>
           <w:bCs/>
         </w:rPr>
-        <w:t>Dockerfiles</w:t>
-      </w:r>
-      <w:proofErr w:type="spellEnd"/>
-    </w:p>
-    <w:p>
-      <w:pPr>
-        <w:pStyle w:val="Paragraphedeliste"/>
+      </w:pPr>
+      <w:proofErr w:type="gramStart"/>
+      <w:r>
         <w:rPr>
           <w:b/>
           <w:bCs/>
         </w:rPr>
-      </w:pPr>
-    </w:p>
-    <w:p>
-      <w:r>
-        <w:t>Le</w:t>
-      </w:r>
-      <w:r>
-        <w:t xml:space="preserve"> </w:t>
-      </w:r>
-      <w:proofErr w:type="spellStart"/>
+        <w:t>front</w:t>
+      </w:r>
+      <w:proofErr w:type="gramEnd"/>
       <w:r>
         <w:rPr>
           <w:b/>
           <w:bCs/>
         </w:rPr>
-        <w:t>Dockerfile</w:t>
-      </w:r>
-      <w:proofErr w:type="spellEnd"/>
-      <w:r>
-        <w:t xml:space="preserve"> est une </w:t>
-      </w:r>
-      <w:r>
-        <w:t>« </w:t>
-      </w:r>
-      <w:r>
-        <w:t>recette</w:t>
-      </w:r>
-      <w:r>
-        <w:t> »</w:t>
-      </w:r>
-      <w:r>
-        <w:t xml:space="preserve"> qui décrit comment construire une image Docker</w:t>
-      </w:r>
-      <w:r>
-        <w:t xml:space="preserve">, </w:t>
-      </w:r>
-      <w:r>
-        <w:t>c'est-à-dire un "snapshot" autonome d'un service avec tout ce dont il a besoin pour tourner (OS, dépendances, code).</w:t>
-      </w:r>
-    </w:p>
-    <w:p>
-      <w:r>
-        <w:t xml:space="preserve">On </w:t>
-      </w:r>
-      <w:proofErr w:type="gramStart"/>
-      <w:r>
-        <w:t>as</w:t>
-      </w:r>
-      <w:proofErr w:type="gramEnd"/>
-      <w:r>
-        <w:t xml:space="preserve"> trois services, donc on </w:t>
-      </w:r>
-      <w:proofErr w:type="gramStart"/>
-      <w:r>
-        <w:t>as créer</w:t>
-      </w:r>
-      <w:proofErr w:type="gramEnd"/>
-      <w:r>
-        <w:t xml:space="preserve"> trois </w:t>
-      </w:r>
-      <w:proofErr w:type="spellStart"/>
-      <w:r>
-        <w:t>Dockerfile</w:t>
-      </w:r>
-      <w:proofErr w:type="spellEnd"/>
-      <w:r>
-        <w:t xml:space="preserve"> : </w:t>
-      </w:r>
-    </w:p>
-    <w:p>
-      <w:pPr>
+        <w:t>/</w:t>
+      </w:r>
+      <w:proofErr w:type="spellStart"/>
+      <w:r>
         <w:rPr>
           <w:b/>
           <w:bCs/>
         </w:rPr>
-      </w:pPr>
-      <w:proofErr w:type="gramStart"/>
+        <w:t>Dockerfile</w:t>
+      </w:r>
+      <w:proofErr w:type="spellEnd"/>
       <w:r>
         <w:rPr>
           <w:b/>
           <w:bCs/>
         </w:rPr>
-        <w:t>front</w:t>
-      </w:r>
-      <w:proofErr w:type="gramEnd"/>
+        <w:t xml:space="preserve"> : </w:t>
+      </w:r>
+      <w:proofErr w:type="spellStart"/>
       <w:r>
         <w:rPr>
           <w:b/>
           <w:bCs/>
         </w:rPr>
-        <w:t>/</w:t>
-      </w:r>
-      <w:proofErr w:type="spellStart"/>
+        <w:t>build</w:t>
+      </w:r>
+      <w:proofErr w:type="spellEnd"/>
       <w:r>
         <w:rPr>
           <w:b/>
           <w:bCs/>
         </w:rPr>
-        <w:t>Dockerfile</w:t>
-      </w:r>
-      <w:proofErr w:type="spellEnd"/>
+        <w:t xml:space="preserve"> en 3 étapes</w:t>
+      </w:r>
+    </w:p>
+    <w:p>
+      <w:pPr>
+        <w:shd w:val="clear" w:color="auto" w:fill="D0CECE" w:themeFill="background2" w:themeFillShade="E6"/>
+      </w:pPr>
+      <w:r>
+        <w:t xml:space="preserve">FROM </w:t>
+      </w:r>
+      <w:proofErr w:type="gramStart"/>
+      <w:r>
+        <w:t>node:</w:t>
+      </w:r>
+      <w:proofErr w:type="gramEnd"/>
+      <w:r>
+        <w:t xml:space="preserve">20-alpine AS </w:t>
+      </w:r>
+      <w:proofErr w:type="spellStart"/>
+      <w:r>
+        <w:t>deps</w:t>
+      </w:r>
+      <w:proofErr w:type="spellEnd"/>
+      <w:r>
+        <w:t xml:space="preserve">     # étape 1 : installer les packages </w:t>
+      </w:r>
+      <w:proofErr w:type="spellStart"/>
+      <w:r>
+        <w:t>npm</w:t>
+      </w:r>
+      <w:proofErr w:type="spellEnd"/>
+    </w:p>
+    <w:p>
+      <w:pPr>
+        <w:shd w:val="clear" w:color="auto" w:fill="D0CECE" w:themeFill="background2" w:themeFillShade="E6"/>
+      </w:pPr>
+      <w:r>
+        <w:t xml:space="preserve">FROM </w:t>
+      </w:r>
+      <w:proofErr w:type="gramStart"/>
+      <w:r>
+        <w:t>node:</w:t>
+      </w:r>
+      <w:proofErr w:type="gramEnd"/>
+      <w:r>
+        <w:t xml:space="preserve">20-alpine AS </w:t>
+      </w:r>
+      <w:proofErr w:type="spellStart"/>
+      <w:proofErr w:type="gramStart"/>
+      <w:r>
+        <w:t>builder</w:t>
+      </w:r>
+      <w:proofErr w:type="spellEnd"/>
+      <w:r>
+        <w:t xml:space="preserve">  #</w:t>
+      </w:r>
+      <w:proofErr w:type="gramEnd"/>
+      <w:r>
+        <w:t xml:space="preserve"> étape 2 : compiler le projet Next.js</w:t>
+      </w:r>
+    </w:p>
+    <w:p>
+      <w:pPr>
+        <w:shd w:val="clear" w:color="auto" w:fill="D0CECE" w:themeFill="background2" w:themeFillShade="E6"/>
+      </w:pPr>
+      <w:r>
+        <w:t xml:space="preserve">FROM </w:t>
+      </w:r>
+      <w:proofErr w:type="gramStart"/>
+      <w:r>
+        <w:t>node:</w:t>
+      </w:r>
+      <w:proofErr w:type="gramEnd"/>
+      <w:r>
+        <w:t xml:space="preserve">20-alpine AS </w:t>
+      </w:r>
+      <w:proofErr w:type="spellStart"/>
+      <w:r>
+        <w:t>runner</w:t>
+      </w:r>
+      <w:proofErr w:type="spellEnd"/>
+      <w:r>
+        <w:t xml:space="preserve">   # étape 3 : image finale </w:t>
+      </w:r>
+    </w:p>
+    <w:p>
       <w:r>
         <w:rPr>
           <w:b/>
           <w:bCs/>
         </w:rPr>
-        <w:t xml:space="preserve"> : </w:t>
+        <w:t>Pourquoi 3 étapes (</w:t>
       </w:r>
       <w:proofErr w:type="spellStart"/>
       <w:r>
@@ -1544,7 +3125,7 @@
           <w:b/>
           <w:bCs/>
         </w:rPr>
-        <w:t>build</w:t>
+        <w:t>multi-stage</w:t>
       </w:r>
       <w:proofErr w:type="spellEnd"/>
       <w:r>
@@ -1552,174 +3133,126 @@
           <w:b/>
           <w:bCs/>
         </w:rPr>
-        <w:t xml:space="preserve"> en 3 étapes</w:t>
-      </w:r>
-    </w:p>
-    <w:p>
-      <w:pPr>
-        <w:shd w:val="clear" w:color="auto" w:fill="D0CECE" w:themeFill="background2" w:themeFillShade="E6"/>
-      </w:pPr>
-      <w:r>
-        <w:t xml:space="preserve">FROM </w:t>
-      </w:r>
-      <w:proofErr w:type="gramStart"/>
-      <w:r>
-        <w:t>node:</w:t>
-      </w:r>
-      <w:proofErr w:type="gramEnd"/>
-      <w:r>
-        <w:t xml:space="preserve">20-alpine AS </w:t>
-      </w:r>
-      <w:proofErr w:type="spellStart"/>
-      <w:r>
-        <w:t>deps</w:t>
-      </w:r>
-      <w:proofErr w:type="spellEnd"/>
-      <w:r>
-        <w:t xml:space="preserve">     # étape 1 : installer les packages </w:t>
-      </w:r>
-      <w:proofErr w:type="spellStart"/>
-      <w:r>
-        <w:t>npm</w:t>
-      </w:r>
-      <w:proofErr w:type="spellEnd"/>
-    </w:p>
-    <w:p>
-      <w:pPr>
-        <w:shd w:val="clear" w:color="auto" w:fill="D0CECE" w:themeFill="background2" w:themeFillShade="E6"/>
-      </w:pPr>
-      <w:r>
-        <w:t xml:space="preserve">FROM </w:t>
-      </w:r>
-      <w:proofErr w:type="gramStart"/>
-      <w:r>
-        <w:t>node:</w:t>
-      </w:r>
-      <w:proofErr w:type="gramEnd"/>
-      <w:r>
-        <w:t xml:space="preserve">20-alpine AS </w:t>
-      </w:r>
-      <w:proofErr w:type="spellStart"/>
-      <w:proofErr w:type="gramStart"/>
-      <w:r>
-        <w:t>builder</w:t>
-      </w:r>
-      <w:proofErr w:type="spellEnd"/>
-      <w:r>
-        <w:t xml:space="preserve">  #</w:t>
-      </w:r>
-      <w:proofErr w:type="gramEnd"/>
-      <w:r>
-        <w:t xml:space="preserve"> étape 2 : compiler le projet Next.js</w:t>
-      </w:r>
-    </w:p>
-    <w:p>
-      <w:pPr>
-        <w:shd w:val="clear" w:color="auto" w:fill="D0CECE" w:themeFill="background2" w:themeFillShade="E6"/>
-      </w:pPr>
-      <w:r>
-        <w:t xml:space="preserve">FROM </w:t>
-      </w:r>
-      <w:proofErr w:type="gramStart"/>
-      <w:r>
-        <w:t>node:</w:t>
-      </w:r>
-      <w:proofErr w:type="gramEnd"/>
-      <w:r>
-        <w:t xml:space="preserve">20-alpine AS </w:t>
-      </w:r>
-      <w:proofErr w:type="spellStart"/>
-      <w:r>
-        <w:t>runner</w:t>
-      </w:r>
-      <w:proofErr w:type="spellEnd"/>
-      <w:r>
-        <w:t xml:space="preserve">   # étape 3 : image finale </w:t>
-      </w:r>
-    </w:p>
-    <w:p>
+        <w:t>) ?</w:t>
+      </w:r>
+    </w:p>
+    <w:p>
+      <w:r>
+        <w:t xml:space="preserve">Sans ça, l'image finale contiendrait tous les outils de compilation, le code source non compilé, les </w:t>
+      </w:r>
+      <w:proofErr w:type="spellStart"/>
+      <w:r>
+        <w:t>devDependencies</w:t>
+      </w:r>
+      <w:proofErr w:type="spellEnd"/>
+      <w:r>
+        <w:t xml:space="preserve">... Ce qui ferait une image </w:t>
+      </w:r>
+      <w:r>
+        <w:t>volumineuse</w:t>
+      </w:r>
+      <w:r>
+        <w:t xml:space="preserve">. Avec le </w:t>
+      </w:r>
+      <w:proofErr w:type="spellStart"/>
+      <w:r>
+        <w:t>multi-stage</w:t>
+      </w:r>
+      <w:proofErr w:type="spellEnd"/>
+      <w:r>
+        <w:t xml:space="preserve">, l'image finale ne contient </w:t>
+      </w:r>
       <w:r>
         <w:rPr>
           <w:b/>
           <w:bCs/>
         </w:rPr>
-        <w:t>Pourquoi 3 étapes (</w:t>
-      </w:r>
-      <w:proofErr w:type="spellStart"/>
+        <w:t>que le serveur Node compilé</w:t>
+      </w:r>
+      <w:r>
+        <w:t xml:space="preserve"> (bien plus léger)</w:t>
+      </w:r>
+      <w:r>
+        <w:t>.</w:t>
+      </w:r>
+      <w:r>
+        <w:t xml:space="preserve"> Et c’est tout ce dont on a besoin.</w:t>
+      </w:r>
+    </w:p>
+    <w:p>
       <w:r>
         <w:rPr>
           <w:b/>
           <w:bCs/>
         </w:rPr>
-        <w:t>multi-stage</w:t>
-      </w:r>
-      <w:proofErr w:type="spellEnd"/>
+        <w:t xml:space="preserve">Pourquoi next.config.js avec </w:t>
+      </w:r>
+      <w:proofErr w:type="gramStart"/>
       <w:r>
         <w:rPr>
           <w:b/>
           <w:bCs/>
         </w:rPr>
-        <w:t>) ?</w:t>
-      </w:r>
-    </w:p>
-    <w:p>
-      <w:r>
-        <w:t xml:space="preserve">Sans ça, l'image finale contiendrait tous les outils de compilation, le code source non compilé, les </w:t>
-      </w:r>
-      <w:proofErr w:type="spellStart"/>
-      <w:r>
-        <w:t>devDependencies</w:t>
-      </w:r>
-      <w:proofErr w:type="spellEnd"/>
-      <w:r>
-        <w:t xml:space="preserve">... Ce qui ferait une image </w:t>
-      </w:r>
-      <w:r>
-        <w:t>volumineuse</w:t>
-      </w:r>
-      <w:r>
-        <w:t xml:space="preserve">. Avec le </w:t>
-      </w:r>
-      <w:proofErr w:type="spellStart"/>
-      <w:r>
-        <w:t>multi-stage</w:t>
-      </w:r>
-      <w:proofErr w:type="spellEnd"/>
-      <w:r>
-        <w:t xml:space="preserve">, l'image finale ne contient </w:t>
-      </w:r>
+        <w:t>output:</w:t>
+      </w:r>
+      <w:proofErr w:type="gramEnd"/>
       <w:r>
         <w:rPr>
           <w:b/>
           <w:bCs/>
         </w:rPr>
-        <w:t>que le serveur Node compilé</w:t>
-      </w:r>
-      <w:r>
-        <w:t xml:space="preserve"> (bien plus léger)</w:t>
-      </w:r>
-      <w:r>
-        <w:t>.</w:t>
-      </w:r>
-      <w:r>
-        <w:t xml:space="preserve"> Et c’est tout ce dont on a besoin.</w:t>
-      </w:r>
-    </w:p>
-    <w:p>
-      <w:r>
+        <w:t xml:space="preserve"> 'standalone' ?</w:t>
+      </w:r>
+    </w:p>
+    <w:p>
+      <w:r>
+        <w:t xml:space="preserve">C'est un mode de Next.js qui crée un </w:t>
+      </w:r>
+      <w:proofErr w:type="gramStart"/>
+      <w:r>
+        <w:t>dossier .</w:t>
+      </w:r>
+      <w:proofErr w:type="spellStart"/>
+      <w:r>
+        <w:t>next</w:t>
+      </w:r>
+      <w:proofErr w:type="spellEnd"/>
+      <w:proofErr w:type="gramEnd"/>
+      <w:r>
+        <w:t xml:space="preserve">/standalone/ contenant un serveur Node.js </w:t>
+      </w:r>
+      <w:r>
+        <w:t>complètement autonome</w:t>
+      </w:r>
+      <w:r>
+        <w:t xml:space="preserve">. Il </w:t>
+      </w:r>
+      <w:r>
+        <w:t xml:space="preserve">n'a pas besoin des </w:t>
+      </w:r>
+      <w:proofErr w:type="spellStart"/>
+      <w:r>
+        <w:t>node_modules</w:t>
+      </w:r>
+      <w:proofErr w:type="spellEnd"/>
+      <w:r>
+        <w:t xml:space="preserve"> complets pour tourner. C'est conçu précisément pour Docker et les déploiements cloud.</w:t>
+      </w:r>
+    </w:p>
+    <w:p>
+      <w:pPr>
         <w:rPr>
           <w:b/>
           <w:bCs/>
         </w:rPr>
-        <w:t xml:space="preserve">Pourquoi next.config.js avec </w:t>
-      </w:r>
+      </w:pPr>
       <w:proofErr w:type="gramStart"/>
       <w:r>
         <w:rPr>
           <w:b/>
           <w:bCs/>
         </w:rPr>
-        <w:t>output:</w:t>
+        <w:t>scraper</w:t>
       </w:r>
       <w:proofErr w:type="gramEnd"/>
       <w:r>
@@ -1727,211 +3260,152 @@
           <w:b/>
           <w:bCs/>
         </w:rPr>
-        <w:t xml:space="preserve"> 'standalone' ?</w:t>
-      </w:r>
-    </w:p>
-    <w:p>
-      <w:r>
-        <w:t xml:space="preserve">C'est un mode de Next.js qui crée un </w:t>
-      </w:r>
-      <w:proofErr w:type="gramStart"/>
-      <w:r>
-        <w:t>dossier .</w:t>
-      </w:r>
-      <w:proofErr w:type="spellStart"/>
-      <w:r>
-        <w:t>next</w:t>
-      </w:r>
-      <w:proofErr w:type="spellEnd"/>
-      <w:proofErr w:type="gramEnd"/>
-      <w:r>
-        <w:t xml:space="preserve">/standalone/ contenant un serveur Node.js </w:t>
-      </w:r>
-      <w:r>
-        <w:t>complètement autonome</w:t>
-      </w:r>
-      <w:r>
-        <w:t xml:space="preserve">. Il </w:t>
-      </w:r>
-      <w:r>
-        <w:t xml:space="preserve">n'a pas besoin des </w:t>
-      </w:r>
-      <w:proofErr w:type="spellStart"/>
-      <w:r>
-        <w:t>node_modules</w:t>
-      </w:r>
-      <w:proofErr w:type="spellEnd"/>
-      <w:r>
-        <w:t xml:space="preserve"> complets pour tourner. C'est conçu précisément pour Docker et les déploiements cloud.</w:t>
-      </w:r>
-    </w:p>
-    <w:p>
-      <w:pPr>
+        <w:t>/</w:t>
+      </w:r>
+      <w:proofErr w:type="spellStart"/>
+      <w:r>
         <w:rPr>
           <w:b/>
           <w:bCs/>
         </w:rPr>
-      </w:pPr>
-      <w:proofErr w:type="gramStart"/>
+        <w:t>Dockerfile</w:t>
+      </w:r>
+      <w:proofErr w:type="spellEnd"/>
       <w:r>
         <w:rPr>
           <w:b/>
           <w:bCs/>
         </w:rPr>
-        <w:t>scraper</w:t>
+        <w:t> — installe Chrome</w:t>
+      </w:r>
+    </w:p>
+    <w:p>
+      <w:r>
+        <w:t xml:space="preserve">Le scraper utilise </w:t>
+      </w:r>
+      <w:proofErr w:type="spellStart"/>
+      <w:r>
+        <w:t>Selenium</w:t>
+      </w:r>
+      <w:proofErr w:type="spellEnd"/>
+      <w:r>
+        <w:t xml:space="preserve">, qui pilote un vrai navigateur Chrome. Il faut donc </w:t>
+      </w:r>
+      <w:r>
+        <w:t>installer Chrome dans le container :</w:t>
+      </w:r>
+    </w:p>
+    <w:p>
+      <w:pPr>
+        <w:shd w:val="clear" w:color="auto" w:fill="D0CECE" w:themeFill="background2" w:themeFillShade="E6"/>
+      </w:pPr>
+      <w:r>
+        <w:t xml:space="preserve">FROM </w:t>
+      </w:r>
+      <w:proofErr w:type="gramStart"/>
+      <w:r>
+        <w:t>python:</w:t>
       </w:r>
       <w:proofErr w:type="gramEnd"/>
       <w:r>
+        <w:t>3.11-slim</w:t>
+      </w:r>
+    </w:p>
+    <w:p>
+      <w:pPr>
+        <w:shd w:val="clear" w:color="auto" w:fill="D0CECE" w:themeFill="background2" w:themeFillShade="E6"/>
+      </w:pPr>
+      <w:r>
+        <w:t xml:space="preserve"># installe google-chrome-stable via </w:t>
+      </w:r>
+      <w:proofErr w:type="spellStart"/>
+      <w:r>
+        <w:t>apt</w:t>
+      </w:r>
+      <w:proofErr w:type="spellEnd"/>
+    </w:p>
+    <w:p>
+      <w:pPr>
+        <w:shd w:val="clear" w:color="auto" w:fill="D0CECE" w:themeFill="background2" w:themeFillShade="E6"/>
+      </w:pPr>
+      <w:r>
+        <w:t># installe les dépendances Python</w:t>
+      </w:r>
+    </w:p>
+    <w:p>
+      <w:r>
+        <w:t>Le code du scraper contient déjà les bonnes options Chrome pour Docker (--no-</w:t>
+      </w:r>
+      <w:proofErr w:type="spellStart"/>
+      <w:r>
+        <w:t>sandbox</w:t>
+      </w:r>
+      <w:proofErr w:type="spellEnd"/>
+      <w:r>
+        <w:t>, --</w:t>
+      </w:r>
+      <w:proofErr w:type="spellStart"/>
+      <w:r>
+        <w:t>disable</w:t>
+      </w:r>
+      <w:proofErr w:type="spellEnd"/>
+      <w:r>
+        <w:t>-dev-</w:t>
+      </w:r>
+      <w:proofErr w:type="spellStart"/>
+      <w:r>
+        <w:t>shm</w:t>
+      </w:r>
+      <w:proofErr w:type="spellEnd"/>
+      <w:r>
+        <w:t>-usage)</w:t>
+      </w:r>
+      <w:r>
+        <w:t>. Plus qu’à run.</w:t>
+      </w:r>
+    </w:p>
+    <w:p>
+      <w:pPr>
         <w:rPr>
           <w:b/>
           <w:bCs/>
-        </w:rPr>
-        <w:t>/</w:t>
-      </w:r>
+          <w:lang w:val="en-US"/>
+        </w:rPr>
+      </w:pPr>
       <w:proofErr w:type="spellStart"/>
       <w:r>
         <w:rPr>
           <w:b/>
           <w:bCs/>
-        </w:rPr>
-        <w:t>Dockerfile</w:t>
+          <w:lang w:val="en-US"/>
+        </w:rPr>
+        <w:t>api</w:t>
       </w:r>
       <w:proofErr w:type="spellEnd"/>
       <w:r>
         <w:rPr>
           <w:b/>
           <w:bCs/>
-        </w:rPr>
-        <w:t> — installe Chrome</w:t>
-      </w:r>
-    </w:p>
-    <w:p>
-      <w:r>
-        <w:t xml:space="preserve">Le scraper utilise </w:t>
-      </w:r>
-      <w:proofErr w:type="spellStart"/>
-      <w:r>
-        <w:t>Selenium</w:t>
-      </w:r>
-      <w:proofErr w:type="spellEnd"/>
-      <w:r>
-        <w:t xml:space="preserve">, qui pilote un vrai navigateur Chrome. Il faut donc </w:t>
-      </w:r>
-      <w:r>
-        <w:t>installer Chrome dans le container :</w:t>
-      </w:r>
-    </w:p>
-    <w:p>
-      <w:pPr>
-        <w:shd w:val="clear" w:color="auto" w:fill="D0CECE" w:themeFill="background2" w:themeFillShade="E6"/>
-      </w:pPr>
-      <w:r>
-        <w:t xml:space="preserve">FROM </w:t>
-      </w:r>
-      <w:proofErr w:type="gramStart"/>
-      <w:r>
-        <w:t>python:</w:t>
-      </w:r>
-      <w:proofErr w:type="gramEnd"/>
-      <w:r>
-        <w:t>3.11-slim</w:t>
-      </w:r>
-    </w:p>
-    <w:p>
-      <w:pPr>
-        <w:shd w:val="clear" w:color="auto" w:fill="D0CECE" w:themeFill="background2" w:themeFillShade="E6"/>
-      </w:pPr>
-      <w:r>
-        <w:t xml:space="preserve"># installe google-chrome-stable via </w:t>
-      </w:r>
-      <w:proofErr w:type="spellStart"/>
-      <w:r>
-        <w:t>apt</w:t>
-      </w:r>
-      <w:proofErr w:type="spellEnd"/>
-    </w:p>
-    <w:p>
-      <w:pPr>
-        <w:shd w:val="clear" w:color="auto" w:fill="D0CECE" w:themeFill="background2" w:themeFillShade="E6"/>
-      </w:pPr>
-      <w:r>
-        <w:t># installe les dépendances Python</w:t>
-      </w:r>
-    </w:p>
-    <w:p>
-      <w:r>
-        <w:t>Le code du scraper contient déjà les bonnes options Chrome pour Docker (--no-</w:t>
-      </w:r>
-      <w:proofErr w:type="spellStart"/>
-      <w:r>
-        <w:t>sandbox</w:t>
-      </w:r>
-      <w:proofErr w:type="spellEnd"/>
-      <w:r>
-        <w:t>, --</w:t>
-      </w:r>
-      <w:proofErr w:type="spellStart"/>
-      <w:r>
-        <w:t>disable</w:t>
-      </w:r>
-      <w:proofErr w:type="spellEnd"/>
-      <w:r>
-        <w:t>-dev-</w:t>
-      </w:r>
-      <w:proofErr w:type="spellStart"/>
-      <w:r>
-        <w:t>shm</w:t>
-      </w:r>
-      <w:proofErr w:type="spellEnd"/>
-      <w:r>
-        <w:t>-usage)</w:t>
-      </w:r>
-      <w:r>
-        <w:t>. Plus qu’à run.</w:t>
-      </w:r>
-    </w:p>
-    <w:p>
-      <w:pPr>
+          <w:lang w:val="en-US"/>
+        </w:rPr>
+        <w:t>/</w:t>
+      </w:r>
+      <w:proofErr w:type="spellStart"/>
+      <w:r>
         <w:rPr>
           <w:b/>
           <w:bCs/>
           <w:lang w:val="en-US"/>
         </w:rPr>
-      </w:pPr>
-      <w:proofErr w:type="spellStart"/>
+        <w:t>Dockerfile</w:t>
+      </w:r>
+      <w:proofErr w:type="spellEnd"/>
       <w:r>
         <w:rPr>
           <w:b/>
           <w:bCs/>
           <w:lang w:val="en-US"/>
         </w:rPr>
-        <w:t>api</w:t>
-      </w:r>
-      <w:proofErr w:type="spellEnd"/>
-      <w:r>
-        <w:rPr>
-          <w:b/>
-          <w:bCs/>
-          <w:lang w:val="en-US"/>
-        </w:rPr>
-        <w:t>/</w:t>
-      </w:r>
-      <w:proofErr w:type="spellStart"/>
-      <w:r>
-        <w:rPr>
-          <w:b/>
-          <w:bCs/>
-          <w:lang w:val="en-US"/>
-        </w:rPr>
-        <w:t>Dockerfile</w:t>
-      </w:r>
-      <w:proofErr w:type="spellEnd"/>
-      <w:r>
-        <w:rPr>
-          <w:b/>
-          <w:bCs/>
-          <w:lang w:val="en-US"/>
-        </w:rPr>
         <w:t> — simple</w:t>
       </w:r>
     </w:p>
@@ -1987,32 +3461,18 @@
     </w:p>
     <w:p>
       <w:pPr>
-        <w:pStyle w:val="Paragraphedeliste"/>
-        <w:numPr>
-          <w:ilvl w:val="0"/>
-          <w:numId w:val="7"/>
-        </w:numPr>
-        <w:rPr>
-          <w:b/>
-          <w:bCs/>
-        </w:rPr>
-      </w:pPr>
+        <w:pStyle w:val="Titre3"/>
+      </w:pPr>
+      <w:bookmarkStart w:id="9" w:name="_Toc230613393"/>
       <w:proofErr w:type="gramStart"/>
       <w:r>
-        <w:rPr>
-          <w:b/>
-          <w:bCs/>
-        </w:rPr>
         <w:t>Les .</w:t>
       </w:r>
       <w:proofErr w:type="spellStart"/>
       <w:r>
-        <w:rPr>
-          <w:b/>
-          <w:bCs/>
-        </w:rPr>
         <w:t>dockerignore</w:t>
       </w:r>
+      <w:bookmarkEnd w:id="9"/>
       <w:proofErr w:type="spellEnd"/>
       <w:proofErr w:type="gramEnd"/>
     </w:p>
@@ -2164,31 +3624,17 @@
     <w:p/>
     <w:p>
       <w:pPr>
-        <w:pStyle w:val="Paragraphedeliste"/>
-        <w:numPr>
-          <w:ilvl w:val="0"/>
-          <w:numId w:val="7"/>
-        </w:numPr>
-        <w:rPr>
-          <w:b/>
-          <w:bCs/>
-        </w:rPr>
-      </w:pPr>
-      <w:r>
-        <w:rPr>
-          <w:b/>
-          <w:bCs/>
-        </w:rPr>
+        <w:pStyle w:val="Titre3"/>
+      </w:pPr>
+      <w:bookmarkStart w:id="10" w:name="_Toc230613394"/>
+      <w:r>
         <w:t>docker-</w:t>
       </w:r>
       <w:proofErr w:type="spellStart"/>
       <w:r>
-        <w:rPr>
-          <w:b/>
-          <w:bCs/>
-        </w:rPr>
         <w:t>compose.yml</w:t>
       </w:r>
+      <w:bookmarkEnd w:id="10"/>
       <w:proofErr w:type="spellEnd"/>
     </w:p>
     <w:p>
@@ -2524,50 +3970,32 @@
     <w:p/>
     <w:p>
       <w:pPr>
+        <w:pStyle w:val="Titre3"/>
+      </w:pPr>
+      <w:bookmarkStart w:id="11" w:name="_Toc230613395"/>
+      <w:proofErr w:type="gramStart"/>
+      <w:r>
+        <w:t>Les .</w:t>
+      </w:r>
+      <w:proofErr w:type="spellStart"/>
+      <w:r>
+        <w:t>env</w:t>
+      </w:r>
+      <w:proofErr w:type="gramEnd"/>
+      <w:r>
+        <w:t>.example</w:t>
+      </w:r>
+      <w:bookmarkEnd w:id="11"/>
+      <w:proofErr w:type="spellEnd"/>
+    </w:p>
+    <w:p>
+      <w:pPr>
         <w:pStyle w:val="Paragraphedeliste"/>
-        <w:numPr>
-          <w:ilvl w:val="0"/>
-          <w:numId w:val="7"/>
-        </w:numPr>
         <w:rPr>
           <w:b/>
           <w:bCs/>
         </w:rPr>
       </w:pPr>
-      <w:proofErr w:type="gramStart"/>
-      <w:r>
-        <w:rPr>
-          <w:b/>
-          <w:bCs/>
-        </w:rPr>
-        <w:t>Les .</w:t>
-      </w:r>
-      <w:proofErr w:type="spellStart"/>
-      <w:r>
-        <w:rPr>
-          <w:b/>
-          <w:bCs/>
-        </w:rPr>
-        <w:t>env</w:t>
-      </w:r>
-      <w:proofErr w:type="gramEnd"/>
-      <w:r>
-        <w:rPr>
-          <w:b/>
-          <w:bCs/>
-        </w:rPr>
-        <w:t>.example</w:t>
-      </w:r>
-      <w:proofErr w:type="spellEnd"/>
-    </w:p>
-    <w:p>
-      <w:pPr>
-        <w:pStyle w:val="Paragraphedeliste"/>
-        <w:rPr>
-          <w:b/>
-          <w:bCs/>
-        </w:rPr>
-      </w:pPr>
     </w:p>
     <w:p>
       <w:r>
@@ -2720,21 +4148,14 @@
     <w:p/>
     <w:p>
       <w:pPr>
-        <w:pStyle w:val="Paragraphedeliste"/>
-        <w:numPr>
-          <w:ilvl w:val="0"/>
-          <w:numId w:val="7"/>
-        </w:numPr>
-        <w:rPr>
-          <w:b/>
-          <w:bCs/>
-          <w:lang w:val="en-US"/>
-        </w:rPr>
-      </w:pPr>
-      <w:r>
-        <w:rPr>
-          <w:b/>
-          <w:bCs/>
+        <w:pStyle w:val="Titre3"/>
+        <w:rPr>
+          <w:lang w:val="en-US"/>
+        </w:rPr>
+      </w:pPr>
+      <w:bookmarkStart w:id="12" w:name="_Toc230613396"/>
+      <w:r>
+        <w:rPr>
           <w:lang w:val="en-US"/>
         </w:rPr>
         <w:t>GitHub Actions CI — .</w:t>
@@ -2742,8 +4163,6 @@
       <w:proofErr w:type="spellStart"/>
       <w:r>
         <w:rPr>
-          <w:b/>
-          <w:bCs/>
           <w:lang w:val="en-US"/>
         </w:rPr>
         <w:t>github</w:t>
@@ -2751,8 +4170,6 @@
       <w:proofErr w:type="spellEnd"/>
       <w:r>
         <w:rPr>
-          <w:b/>
-          <w:bCs/>
           <w:lang w:val="en-US"/>
         </w:rPr>
         <w:t>/workflows/</w:t>
@@ -2760,12 +4177,11 @@
       <w:proofErr w:type="spellStart"/>
       <w:r>
         <w:rPr>
-          <w:b/>
-          <w:bCs/>
           <w:lang w:val="en-US"/>
         </w:rPr>
         <w:t>ci.yml</w:t>
       </w:r>
+      <w:bookmarkEnd w:id="12"/>
       <w:proofErr w:type="spellEnd"/>
     </w:p>
     <w:p>
@@ -3041,47 +4457,25 @@
     <w:p/>
     <w:p>
       <w:pPr>
-        <w:pStyle w:val="Paragraphedeliste"/>
-        <w:numPr>
-          <w:ilvl w:val="0"/>
-          <w:numId w:val="7"/>
-        </w:numPr>
-        <w:rPr>
-          <w:b/>
-          <w:bCs/>
-        </w:rPr>
-      </w:pPr>
-      <w:r>
-        <w:rPr>
-          <w:b/>
-          <w:bCs/>
-        </w:rPr>
+        <w:pStyle w:val="Titre3"/>
+      </w:pPr>
+      <w:bookmarkStart w:id="13" w:name="_Toc230613397"/>
+      <w:r>
         <w:t>Mise à jour de front/app/api/</w:t>
       </w:r>
       <w:proofErr w:type="spellStart"/>
       <w:r>
-        <w:rPr>
-          <w:b/>
-          <w:bCs/>
-        </w:rPr>
         <w:t>animals</w:t>
       </w:r>
       <w:proofErr w:type="spellEnd"/>
       <w:r>
-        <w:rPr>
-          <w:b/>
-          <w:bCs/>
-        </w:rPr>
         <w:t>/</w:t>
       </w:r>
       <w:proofErr w:type="spellStart"/>
       <w:r>
-        <w:rPr>
-          <w:b/>
-          <w:bCs/>
-        </w:rPr>
         <w:t>route.ts</w:t>
       </w:r>
+      <w:bookmarkEnd w:id="13"/>
       <w:proofErr w:type="spellEnd"/>
     </w:p>
     <w:p>
@@ -3294,25 +4688,13 @@
     </w:p>
     <w:p>
       <w:pPr>
-        <w:pStyle w:val="Paragraphedeliste"/>
-        <w:numPr>
-          <w:ilvl w:val="0"/>
-          <w:numId w:val="7"/>
-        </w:numPr>
-        <w:shd w:val="clear" w:color="auto" w:fill="FFFFFF" w:themeFill="background1"/>
-        <w:rPr>
-          <w:b/>
-          <w:bCs/>
-        </w:rPr>
-      </w:pPr>
-      <w:r>
-        <w:rPr>
-          <w:b/>
-          <w:bCs/>
-        </w:rPr>
-        <w:lastRenderedPageBreak/>
+        <w:pStyle w:val="Titre3"/>
+      </w:pPr>
+      <w:bookmarkStart w:id="14" w:name="_Toc230613398"/>
+      <w:r>
         <w:t>Connexion Front ↔ PostgreSQL via l'API</w:t>
       </w:r>
+      <w:bookmarkEnd w:id="14"/>
     </w:p>
     <w:p>
       <w:pPr>
@@ -3738,15 +5120,17 @@
     <w:p/>
     <w:p>
       <w:pPr>
-        <w:pStyle w:val="Titre3"/>
-      </w:pPr>
-      <w:r>
-        <w:lastRenderedPageBreak/>
+        <w:pStyle w:val="Titre2"/>
+        <w:jc w:val="center"/>
+      </w:pPr>
+      <w:bookmarkStart w:id="15" w:name="_Toc230613399"/>
+      <w:r>
         <w:t>Récapitulatif</w:t>
       </w:r>
       <w:r>
         <w:t xml:space="preserve"> rapide</w:t>
       </w:r>
+      <w:bookmarkEnd w:id="15"/>
     </w:p>
     <w:p>
       <w:pPr>
@@ -4869,6 +6253,7 @@
         <w:shd w:val="clear" w:color="auto" w:fill="C9C9C9" w:themeFill="accent3" w:themeFillTint="99"/>
       </w:pPr>
       <w:r>
+        <w:lastRenderedPageBreak/>
         <w:t xml:space="preserve">    └─</w:t>
       </w:r>
       <w:proofErr w:type="gramStart"/>
@@ -4885,11 +6270,25 @@
     <w:p>
       <w:pPr>
         <w:pStyle w:val="Titre3"/>
-      </w:pPr>
-      <w:r>
-        <w:lastRenderedPageBreak/>
-        <w:t xml:space="preserve">Lancer localement </w:t>
-      </w:r>
+        <w:jc w:val="center"/>
+      </w:pPr>
+      <w:bookmarkStart w:id="16" w:name="_Toc230613400"/>
+    </w:p>
+    <w:p>
+      <w:pPr>
+        <w:pStyle w:val="Titre3"/>
+        <w:jc w:val="center"/>
+      </w:pPr>
+    </w:p>
+    <w:p>
+      <w:pPr>
+        <w:pStyle w:val="Titre3"/>
+        <w:jc w:val="center"/>
+      </w:pPr>
+      <w:r>
+        <w:t>Lancer localement</w:t>
+      </w:r>
+      <w:bookmarkEnd w:id="16"/>
     </w:p>
     <w:p/>
     <w:p>
@@ -5019,11 +6418,14 @@
     <w:p/>
     <w:p>
       <w:pPr>
-        <w:pStyle w:val="Titre3"/>
-      </w:pPr>
-      <w:r>
-        <w:t xml:space="preserve">Reminder </w:t>
-      </w:r>
+        <w:pStyle w:val="Titre2"/>
+        <w:jc w:val="center"/>
+      </w:pPr>
+      <w:bookmarkStart w:id="17" w:name="_Toc230613401"/>
+      <w:r>
+        <w:t>Reminder</w:t>
+      </w:r>
+      <w:bookmarkEnd w:id="17"/>
     </w:p>
     <w:p/>
     <w:p>
@@ -5049,6 +6451,29 @@
           <w:bCs/>
         </w:rPr>
         <w:t>Toujours s’en tenir au README, qui lui, est toujours tenu à jour.</w:t>
+      </w:r>
+      <w:r>
+        <w:rPr>
+          <w:b/>
+          <w:bCs/>
+        </w:rPr>
+        <w:t xml:space="preserve"> Et à la cartographie des </w:t>
+      </w:r>
+      <w:proofErr w:type="spellStart"/>
+      <w:r>
+        <w:rPr>
+          <w:b/>
+          <w:bCs/>
+        </w:rPr>
+        <w:t>Dockerfile</w:t>
+      </w:r>
+      <w:proofErr w:type="spellEnd"/>
+      <w:r>
+        <w:rPr>
+          <w:b/>
+          <w:bCs/>
+        </w:rPr>
+        <w:t xml:space="preserve"> pour comprendre ce qui sert au déploiement AWS, actuellement.</w:t>
       </w:r>
     </w:p>
     <w:p>
@@ -5062,8 +6487,6 @@
     <w:p/>
     <w:p/>
     <w:p/>
-    <w:p/>
-    <w:p/>
     <w:p>
       <w:pPr>
         <w:pStyle w:val="Titre2"/>
@@ -5072,12 +6495,14 @@
     </w:p>
     <w:p>
       <w:pPr>
-        <w:pStyle w:val="Titre1"/>
+        <w:pStyle w:val="Titre2"/>
         <w:jc w:val="center"/>
       </w:pPr>
+      <w:bookmarkStart w:id="18" w:name="_Toc230613402"/>
       <w:r>
         <w:t>AWS</w:t>
       </w:r>
+      <w:bookmarkEnd w:id="18"/>
     </w:p>
     <w:p/>
     <w:p>
@@ -5864,11 +7289,14 @@
     <w:p/>
     <w:p>
       <w:pPr>
-        <w:pStyle w:val="Titre1"/>
-      </w:pPr>
-      <w:r>
-        <w:t xml:space="preserve">Money </w:t>
-      </w:r>
+        <w:pStyle w:val="Titre2"/>
+        <w:jc w:val="center"/>
+      </w:pPr>
+      <w:bookmarkStart w:id="19" w:name="_Toc230613403"/>
+      <w:r>
+        <w:t>Money</w:t>
+      </w:r>
+      <w:bookmarkEnd w:id="19"/>
     </w:p>
     <w:p/>
     <w:p>
@@ -6041,7 +7469,6 @@
       <w:proofErr w:type="spellStart"/>
       <w:proofErr w:type="gramStart"/>
       <w:r>
-        <w:lastRenderedPageBreak/>
         <w:t>ssh</w:t>
       </w:r>
       <w:proofErr w:type="spellEnd"/>
@@ -6070,6 +7497,7 @@
           <w:b/>
           <w:bCs/>
         </w:rPr>
+        <w:lastRenderedPageBreak/>
         <w:t>3. Relancer les services :</w:t>
       </w:r>
     </w:p>
@@ -6190,13 +7618,7 @@
         <w:t xml:space="preserve"> n'a rien besoin, l'IP n'a pas changé.</w:t>
       </w:r>
     </w:p>
-    <w:p>
-      <w:r>
-        <w:pict w14:anchorId="5A866691">
-          <v:rect id="_x0000_i1026" style="width:0;height:1.5pt" o:hralign="center" o:hrstd="t" o:hr="t" fillcolor="#a0a0a0" stroked="f"/>
-        </w:pict>
-      </w:r>
-    </w:p>
+    <w:p/>
     <w:p>
       <w:pPr>
         <w:rPr>
@@ -6665,13 +8087,6 @@
       </w:tr>
     </w:tbl>
     <w:p/>
-    <w:p>
-      <w:pPr>
-        <w:pBdr>
-          <w:bottom w:val="single" w:sz="6" w:space="1" w:color="auto"/>
-        </w:pBdr>
-      </w:pPr>
-    </w:p>
     <w:p/>
     <w:p/>
     <w:p/>
@@ -6682,15 +8097,23 @@
     <w:p/>
     <w:p/>
     <w:p/>
-    <w:p>
-      <w:pPr>
-        <w:pStyle w:val="Titre1"/>
+    <w:p/>
+    <w:p>
+      <w:pPr>
+        <w:pStyle w:val="Titre2"/>
         <w:jc w:val="center"/>
       </w:pPr>
+      <w:bookmarkStart w:id="20" w:name="_Toc230613404"/>
       <w:r>
         <w:lastRenderedPageBreak/>
-        <w:t>UPGRADE : T3.small</w:t>
-      </w:r>
+        <w:t>UPGRADE : T</w:t>
+      </w:r>
+      <w:proofErr w:type="gramStart"/>
+      <w:r>
+        <w:t>3.small</w:t>
+      </w:r>
+      <w:bookmarkEnd w:id="20"/>
+      <w:proofErr w:type="gramEnd"/>
     </w:p>
     <w:p/>
     <w:p>
@@ -6792,46 +8215,64 @@
   <w:p>
     <w:pPr>
       <w:pStyle w:val="Pieddepage"/>
+      <w:rPr>
+        <w:color w:val="000000" w:themeColor="text1"/>
+      </w:rPr>
     </w:pPr>
     <w:r>
       <w:rPr>
-        <w:sz w:val="20"/>
-        <w:szCs w:val="20"/>
+        <w:color w:val="000000" w:themeColor="text1"/>
       </w:rPr>
-      <w:t>Projet Annuel : COILLARD Thomas / NOEL Charles / VIEVILLE Ethan</w:t>
+      <w:t>COILLARD Thomas / NOEL Charles / VIEVILLE Etha</w:t>
     </w:r>
     <w:r>
+      <w:rPr>
+        <w:color w:val="000000" w:themeColor="text1"/>
+      </w:rPr>
+      <w:t>n</w:t>
+    </w:r>
+    <w:r>
+      <w:rPr>
+        <w:caps/>
+        <w:color w:val="000000" w:themeColor="text1"/>
+      </w:rPr>
       <w:tab/>
     </w:r>
     <w:r>
-      <w:tab/>
+      <w:rPr>
+        <w:caps/>
+        <w:color w:val="000000" w:themeColor="text1"/>
+      </w:rPr>
+      <w:fldChar w:fldCharType="begin"/>
     </w:r>
-    <w:sdt>
-      <w:sdtPr>
-        <w:id w:val="-706030802"/>
-        <w:docPartObj>
-          <w:docPartGallery w:val="Page Numbers (Bottom of Page)"/>
-          <w:docPartUnique/>
-        </w:docPartObj>
-      </w:sdtPr>
-      <w:sdtContent>
-        <w:r>
-          <w:fldChar w:fldCharType="begin"/>
-        </w:r>
-        <w:r>
-          <w:instrText>PAGE   \* MERGEFORMAT</w:instrText>
-        </w:r>
-        <w:r>
-          <w:fldChar w:fldCharType="separate"/>
-        </w:r>
-        <w:r>
-          <w:t>2</w:t>
-        </w:r>
-        <w:r>
-          <w:fldChar w:fldCharType="end"/>
-        </w:r>
-      </w:sdtContent>
-    </w:sdt>
+    <w:r>
+      <w:rPr>
+        <w:caps/>
+        <w:color w:val="000000" w:themeColor="text1"/>
+      </w:rPr>
+      <w:instrText>PAGE   \* MERGEFORMAT</w:instrText>
+    </w:r>
+    <w:r>
+      <w:rPr>
+        <w:caps/>
+        <w:color w:val="000000" w:themeColor="text1"/>
+      </w:rPr>
+      <w:fldChar w:fldCharType="separate"/>
+    </w:r>
+    <w:r>
+      <w:rPr>
+        <w:caps/>
+        <w:color w:val="000000" w:themeColor="text1"/>
+      </w:rPr>
+      <w:t>2</w:t>
+    </w:r>
+    <w:r>
+      <w:rPr>
+        <w:caps/>
+        <w:color w:val="000000" w:themeColor="text1"/>
+      </w:rPr>
+      <w:fldChar w:fldCharType="end"/>
+    </w:r>
   </w:p>
 </w:ftr>
 </file>
@@ -9494,6 +10935,64 @@
     <w:unhideWhenUsed/>
     <w:rsid w:val="00A51AC7"/>
   </w:style>
+  <w:style w:type="paragraph" w:styleId="En-ttedetabledesmatires">
+    <w:name w:val="TOC Heading"/>
+    <w:basedOn w:val="Titre1"/>
+    <w:next w:val="Normal"/>
+    <w:uiPriority w:val="39"/>
+    <w:unhideWhenUsed/>
+    <w:qFormat/>
+    <w:rsid w:val="00926AA6"/>
+    <w:pPr>
+      <w:spacing w:before="240" w:after="0" w:line="259" w:lineRule="auto"/>
+      <w:outlineLvl w:val="9"/>
+    </w:pPr>
+    <w:rPr>
+      <w:kern w:val="0"/>
+      <w:sz w:val="32"/>
+      <w:szCs w:val="32"/>
+      <w:lang w:eastAsia="fr-FR"/>
+      <w14:ligatures w14:val="none"/>
+    </w:rPr>
+  </w:style>
+  <w:style w:type="paragraph" w:styleId="TM1">
+    <w:name w:val="toc 1"/>
+    <w:basedOn w:val="Normal"/>
+    <w:next w:val="Normal"/>
+    <w:autoRedefine/>
+    <w:uiPriority w:val="39"/>
+    <w:unhideWhenUsed/>
+    <w:rsid w:val="00926AA6"/>
+    <w:pPr>
+      <w:spacing w:after="100"/>
+    </w:pPr>
+  </w:style>
+  <w:style w:type="paragraph" w:styleId="TM2">
+    <w:name w:val="toc 2"/>
+    <w:basedOn w:val="Normal"/>
+    <w:next w:val="Normal"/>
+    <w:autoRedefine/>
+    <w:uiPriority w:val="39"/>
+    <w:unhideWhenUsed/>
+    <w:rsid w:val="00926AA6"/>
+    <w:pPr>
+      <w:spacing w:after="100"/>
+      <w:ind w:left="240"/>
+    </w:pPr>
+  </w:style>
+  <w:style w:type="paragraph" w:styleId="TM3">
+    <w:name w:val="toc 3"/>
+    <w:basedOn w:val="Normal"/>
+    <w:next w:val="Normal"/>
+    <w:autoRedefine/>
+    <w:uiPriority w:val="39"/>
+    <w:unhideWhenUsed/>
+    <w:rsid w:val="00926AA6"/>
+    <w:pPr>
+      <w:spacing w:after="100"/>
+      <w:ind w:left="480"/>
+    </w:pPr>
+  </w:style>
 </w:styles>
 </file>
 

--- a/documentation/PawMatch_AWS.docx
+++ b/documentation/PawMatch_AWS.docx
@@ -32,6 +32,15 @@
     <w:p/>
     <w:sdt>
       <w:sdtPr>
+        <w:rPr>
+          <w:rFonts w:asciiTheme="minorHAnsi" w:eastAsiaTheme="minorHAnsi" w:hAnsiTheme="minorHAnsi" w:cstheme="minorBidi"/>
+          <w:color w:val="auto"/>
+          <w:kern w:val="2"/>
+          <w:sz w:val="24"/>
+          <w:szCs w:val="24"/>
+          <w:lang w:eastAsia="en-US"/>
+          <w14:ligatures w14:val="standardContextual"/>
+        </w:rPr>
         <w:id w:val="-995096583"/>
         <w:docPartObj>
           <w:docPartGallery w:val="Table of Contents"/>
@@ -40,15 +49,8 @@
       </w:sdtPr>
       <w:sdtEndPr>
         <w:rPr>
-          <w:rFonts w:asciiTheme="minorHAnsi" w:eastAsiaTheme="minorHAnsi" w:hAnsiTheme="minorHAnsi" w:cstheme="minorBidi"/>
           <w:b/>
           <w:bCs/>
-          <w:color w:val="auto"/>
-          <w:kern w:val="2"/>
-          <w:sz w:val="24"/>
-          <w:szCs w:val="24"/>
-          <w:lang w:eastAsia="en-US"/>
-          <w14:ligatures w14:val="standardContextual"/>
         </w:rPr>
       </w:sdtEndPr>
       <w:sdtContent>
@@ -8173,6 +8175,21 @@
       </w:r>
     </w:p>
     <w:p/>
+    <w:p/>
+    <w:p/>
+    <w:p>
+      <w:proofErr w:type="spellStart"/>
+      <w:proofErr w:type="gramStart"/>
+      <w:r>
+        <w:t>ssh</w:t>
+      </w:r>
+      <w:proofErr w:type="spellEnd"/>
+      <w:proofErr w:type="gramEnd"/>
+      <w:r>
+        <w:t xml:space="preserve"> -i "C:\Users\ethan\.ssh\pawmatch-key.pem" ubuntu@34.243.132.49</w:t>
+      </w:r>
+    </w:p>
+    <w:p/>
     <w:sectPr>
       <w:headerReference w:type="default" r:id="rId25"/>
       <w:footerReference w:type="default" r:id="rId26"/>
@@ -8223,13 +8240,7 @@
       <w:rPr>
         <w:color w:val="000000" w:themeColor="text1"/>
       </w:rPr>
-      <w:t>COILLARD Thomas / NOEL Charles / VIEVILLE Etha</w:t>
-    </w:r>
-    <w:r>
-      <w:rPr>
-        <w:color w:val="000000" w:themeColor="text1"/>
-      </w:rPr>
-      <w:t>n</w:t>
+      <w:t>COILLARD Thomas / NOEL Charles / VIEVILLE Ethan</w:t>
     </w:r>
     <w:r>
       <w:rPr>
@@ -10548,7 +10559,6 @@
   <w:style w:type="character" w:default="1" w:styleId="Policepardfaut">
     <w:name w:val="Default Paragraph Font"/>
     <w:uiPriority w:val="1"/>
-    <w:semiHidden/>
     <w:unhideWhenUsed/>
   </w:style>
   <w:style w:type="table" w:default="1" w:styleId="TableauNormal">
